--- a/FINAL_Predictive_Model/FINAL_Crafted_Cones_Strategic_Sales_Forecasting_Model_Executive_Memo.docx
+++ b/FINAL_Predictive_Model/FINAL_Crafted_Cones_Strategic_Sales_Forecasting_Model_Executive_Memo.docx
@@ -1,79 +1,106 @@
 
 <file path=word/document.xml><?xml version="1.0" encoding="utf-8"?>
-<w:document xmlns:mc="http://schemas.openxmlformats.org/markup-compatibility/2006" xmlns:o="urn:schemas-microsoft-com:office:office" xmlns:r="http://schemas.openxmlformats.org/officeDocument/2006/relationships" xmlns:m="http://schemas.openxmlformats.org/officeDocument/2006/math" xmlns:v="urn:schemas-microsoft-com:vml" xmlns:wp="http://schemas.openxmlformats.org/drawingml/2006/wordprocessingDrawing" xmlns:w10="urn:schemas-microsoft-com:office:word" xmlns:w="http://schemas.openxmlformats.org/wordprocessingml/2006/main" xmlns:wne="http://schemas.microsoft.com/office/word/2006/wordml" xmlns:sl="http://schemas.openxmlformats.org/schemaLibrary/2006/main" xmlns:a="http://schemas.openxmlformats.org/drawingml/2006/main" xmlns:pic="http://schemas.openxmlformats.org/drawingml/2006/picture" xmlns:c="http://schemas.openxmlformats.org/drawingml/2006/chart" xmlns:lc="http://schemas.openxmlformats.org/drawingml/2006/lockedCanvas" xmlns:dgm="http://schemas.openxmlformats.org/drawingml/2006/diagram" xmlns:wps="http://schemas.microsoft.com/office/word/2010/wordprocessingShape" xmlns:wpg="http://schemas.microsoft.com/office/word/2010/wordprocessingGroup" xmlns:w14="http://schemas.microsoft.com/office/word/2010/wordml" xmlns:w15="http://schemas.microsoft.com/office/word/2012/wordml" xmlns:w16="http://schemas.microsoft.com/office/word/2018/wordml" xmlns:w16cex="http://schemas.microsoft.com/office/word/2018/wordml/cex" xmlns:w16cid="http://schemas.microsoft.com/office/word/2016/wordml/cid" xmlns="http://schemas.microsoft.com/office/tasks/2019/documenttasks" xmlns:cr="http://schemas.microsoft.com/office/comments/2020/reactions">
+<w:document xmlns:wpc="http://schemas.microsoft.com/office/word/2010/wordprocessingCanvas" xmlns:cx="http://schemas.microsoft.com/office/drawing/2014/chartex" xmlns:cx1="http://schemas.microsoft.com/office/drawing/2015/9/8/chartex" xmlns:cx2="http://schemas.microsoft.com/office/drawing/2015/10/21/chartex" xmlns:cx3="http://schemas.microsoft.com/office/drawing/2016/5/9/chartex" xmlns:cx4="http://schemas.microsoft.com/office/drawing/2016/5/10/chartex" xmlns:cx5="http://schemas.microsoft.com/office/drawing/2016/5/11/chartex" xmlns:cx6="http://schemas.microsoft.com/office/drawing/2016/5/12/chartex" xmlns:cx7="http://schemas.microsoft.com/office/drawing/2016/5/13/chartex" xmlns:cx8="http://schemas.microsoft.com/office/drawing/2016/5/14/chartex" xmlns:mc="http://schemas.openxmlformats.org/markup-compatibility/2006" xmlns:aink="http://schemas.microsoft.com/office/drawing/2016/ink" xmlns:am3d="http://schemas.microsoft.com/office/drawing/2017/model3d" xmlns:o="urn:schemas-microsoft-com:office:office" xmlns:oel="http://schemas.microsoft.com/office/2019/extlst" xmlns:r="http://schemas.openxmlformats.org/officeDocument/2006/relationships" xmlns:m="http://schemas.openxmlformats.org/officeDocument/2006/math" xmlns:v="urn:schemas-microsoft-com:vml" xmlns:wp14="http://schemas.microsoft.com/office/word/2010/wordprocessingDrawing" xmlns:wp="http://schemas.openxmlformats.org/drawingml/2006/wordprocessingDrawing" xmlns:w10="urn:schemas-microsoft-com:office:word" xmlns:w="http://schemas.openxmlformats.org/wordprocessingml/2006/main" xmlns:w14="http://schemas.microsoft.com/office/word/2010/wordml" xmlns:w15="http://schemas.microsoft.com/office/word/2012/wordml" xmlns:w16cex="http://schemas.microsoft.com/office/word/2018/wordml/cex" xmlns:w16cid="http://schemas.microsoft.com/office/word/2016/wordml/cid" xmlns:w16="http://schemas.microsoft.com/office/word/2018/wordml" xmlns:w16du="http://schemas.microsoft.com/office/word/2023/wordml/word16du" xmlns:w16sdtdh="http://schemas.microsoft.com/office/word/2020/wordml/sdtdatahash" xmlns:w16sdtfl="http://schemas.microsoft.com/office/word/2024/wordml/sdtformatlock" xmlns:w16se="http://schemas.microsoft.com/office/word/2015/wordml/symex" xmlns:wpg="http://schemas.microsoft.com/office/word/2010/wordprocessingGroup" xmlns:wpi="http://schemas.microsoft.com/office/word/2010/wordprocessingInk" xmlns:wne="http://schemas.microsoft.com/office/word/2006/wordml" xmlns:wps="http://schemas.microsoft.com/office/word/2010/wordprocessingShape" mc:Ignorable="w14 w15 w16se w16cid w16 w16cex w16sdtdh w16sdtfl w16du wp14">
   <w:body>
     <w:p>
       <w:pPr>
-        <w:spacing w:before="240" w:lineRule="auto"/>
-        <w:rPr>
-          <w:sz w:val="20"/>
-          <w:szCs w:val="20"/>
-        </w:rPr>
-      </w:pPr>
-      <w:r>
-        <w:rPr>
-          <w:b w:val="1"/>
-          <w:bCs w:val="1"/>
-          <w:sz w:val="20"/>
-          <w:szCs w:val="20"/>
-          <w:rtl w:val="0"/>
-        </w:rPr>
-        <w:t xml:space="preserve">Decision Summary</w:t>
-        <w:br w:type="textWrapping"/>
-      </w:r>
-      <w:r>
-        <w:rPr>
-          <w:sz w:val="20"/>
-          <w:szCs w:val="20"/>
-          <w:rtl w:val="0"/>
-        </w:rPr>
-        <w:t xml:space="preserve">Crafted Cones, in its inaugural year, has demonstrated strong growth potential but faces challenges common to new businesses, like limited historical data and informal tracking of sales and resources. To address these gaps and position the company for sustainable success, we recommend adopting a robust time-series sales forecasting model to predict sales growth potential. This approach will empower leadership to make data-driven decisions on staffing, inventory, and marketing, and to manage the uncertainties of a dynamic market proactively.  For a young company like Crafted Cones, accurate sales forecasting is a strategic necessity.</w:t>
-      </w:r>
-    </w:p>
-    <w:p>
-      <w:pPr>
-        <w:spacing w:before="240" w:lineRule="auto"/>
-        <w:rPr>
-          <w:sz w:val="20"/>
-          <w:szCs w:val="20"/>
-        </w:rPr>
-      </w:pPr>
-      <w:r>
-        <w:rPr>
-          <w:b w:val="1"/>
-          <w:bCs w:val="1"/>
-          <w:sz w:val="20"/>
-          <w:szCs w:val="20"/>
-          <w:rtl w:val="0"/>
-        </w:rPr>
-        <w:t xml:space="preserve">Analysis and Approach</w:t>
-        <w:br w:type="textWrapping"/>
-      </w:r>
-      <w:r>
-        <w:rPr>
-          <w:sz w:val="20"/>
-          <w:szCs w:val="20"/>
-          <w:rtl w:val="0"/>
-        </w:rPr>
-        <w:t xml:space="preserve">Our team analyzed the first year of sales data, which was manually tracked through inventory and staffing logs. We cleaned and structured the data, then evaluated several forecasting methods, including SARIMA, Naive, and Prophet. We cleaned and structured the data, then evaluated several forecasting methods, including SARIMA, Naive, and Prophet. Our findings indicate that the Naïve model is currently the best-performing model, with a MAPE of 7.9%. Using rolling-origin backtesting, it was observed that Prophet modelling exhibited greater volatility than SARIMA modelling, and the advanced model may not perform well with sudden seasonal changes.</w:t>
-      </w:r>
-    </w:p>
-    <w:p>
-      <w:pPr>
-        <w:spacing w:before="240" w:lineRule="auto"/>
-        <w:ind w:left="720" w:firstLine="0"/>
-        <w:rPr>
-          <w:sz w:val="20"/>
-          <w:szCs w:val="20"/>
-        </w:rPr>
-      </w:pPr>
-      <w:r>
-        <w:rPr>
-          <w:sz w:val="20"/>
-          <w:szCs w:val="20"/>
-          <w:rtl w:val="0"/>
-        </w:rPr>
-        <w:t xml:space="preserve">Key findings:</w:t>
+        <w:spacing w:before="240"/>
+        <w:rPr>
+          <w:sz w:val="20"/>
+          <w:szCs w:val="20"/>
+        </w:rPr>
+      </w:pPr>
+      <w:r>
+        <w:rPr>
+          <w:b/>
+          <w:bCs/>
+          <w:sz w:val="20"/>
+          <w:szCs w:val="20"/>
+        </w:rPr>
+        <w:t>Decision Summary</w:t>
+      </w:r>
+      <w:r>
+        <w:rPr>
+          <w:b/>
+          <w:bCs/>
+          <w:sz w:val="20"/>
+          <w:szCs w:val="20"/>
+        </w:rPr>
+        <w:br/>
+      </w:r>
+      <w:r>
+        <w:rPr>
+          <w:sz w:val="20"/>
+          <w:szCs w:val="20"/>
+        </w:rPr>
+        <w:t>Crafted Cones, in its inaugural year, has demonstrated strong growth potential but faces challenges common to new businesses, like limited historical data and informal tracking of sales and resources. To address these gaps and position the company for sustainable success, we recommend adopting a robust time-series sales forecasting model to predict sales growth potential. This approach will empower leadership to make data-driven decisions on staffing, inventory, and marketing, and to manage the uncertainties of a dynamic market proactively.  For a young company like Crafted Cones, accurate sales forecasting is a strategic necessity.</w:t>
+      </w:r>
+    </w:p>
+    <w:p>
+      <w:pPr>
+        <w:spacing w:before="240"/>
+        <w:rPr>
+          <w:sz w:val="20"/>
+          <w:szCs w:val="20"/>
+        </w:rPr>
+      </w:pPr>
+      <w:r>
+        <w:rPr>
+          <w:b/>
+          <w:bCs/>
+          <w:sz w:val="20"/>
+          <w:szCs w:val="20"/>
+        </w:rPr>
+        <w:t>Analysis and Approach</w:t>
+      </w:r>
+      <w:r>
+        <w:rPr>
+          <w:b/>
+          <w:bCs/>
+          <w:sz w:val="20"/>
+          <w:szCs w:val="20"/>
+        </w:rPr>
+        <w:br/>
+      </w:r>
+      <w:r>
+        <w:rPr>
+          <w:sz w:val="20"/>
+          <w:szCs w:val="20"/>
+        </w:rPr>
+        <w:t xml:space="preserve">Our team analyzed the first year of sales data, which was manually tracked through inventory and staffing logs. We cleaned and structured the data, then evaluated several forecasting methods, including SARIMA, Naive, and Prophet. We cleaned and structured the data, then evaluated several forecasting methods, including SARIMA, Naive, and Prophet. Our findings indicate that the Naïve model is currently the best-performing model, with a MAPE of 7.9%. Using rolling-origin </w:t>
+      </w:r>
+      <w:proofErr w:type="spellStart"/>
+      <w:r>
+        <w:rPr>
+          <w:sz w:val="20"/>
+          <w:szCs w:val="20"/>
+        </w:rPr>
+        <w:t>backtesting</w:t>
+      </w:r>
+      <w:proofErr w:type="spellEnd"/>
+      <w:r>
+        <w:rPr>
+          <w:sz w:val="20"/>
+          <w:szCs w:val="20"/>
+        </w:rPr>
+        <w:t>, it was observed that Prophet modelling exhibited greater volatility than SARIMA modelling, and the advanced model may not perform well with sudden seasonal changes.</w:t>
+      </w:r>
+    </w:p>
+    <w:p>
+      <w:pPr>
+        <w:spacing w:before="240"/>
+        <w:ind w:left="720"/>
+        <w:rPr>
+          <w:sz w:val="20"/>
+          <w:szCs w:val="20"/>
+        </w:rPr>
+      </w:pPr>
+      <w:r>
+        <w:rPr>
+          <w:sz w:val="20"/>
+          <w:szCs w:val="20"/>
+        </w:rPr>
+        <w:t>Key findings:</w:t>
       </w:r>
     </w:p>
     <w:p>
@@ -82,20 +109,18 @@
           <w:ilvl w:val="0"/>
           <w:numId w:val="2"/>
         </w:numPr>
-        <w:spacing w:after="0" w:afterAutospacing="0" w:lineRule="auto"/>
-        <w:ind w:left="1440" w:hanging="360"/>
-        <w:rPr>
-          <w:sz w:val="20"/>
-          <w:szCs w:val="20"/>
-        </w:rPr>
-      </w:pPr>
-      <w:r>
-        <w:rPr>
-          <w:sz w:val="20"/>
-          <w:szCs w:val="20"/>
-          <w:rtl w:val="0"/>
-        </w:rPr>
-        <w:t xml:space="preserve">Clear seasonality was identified, with peak sales in summer and lower volumes in winter.</w:t>
+        <w:ind w:left="1440"/>
+        <w:rPr>
+          <w:sz w:val="20"/>
+          <w:szCs w:val="20"/>
+        </w:rPr>
+      </w:pPr>
+      <w:r>
+        <w:rPr>
+          <w:sz w:val="20"/>
+          <w:szCs w:val="20"/>
+        </w:rPr>
+        <w:t>Clear seasonality was identified, with peak sales in summer and lower volumes in winter.</w:t>
       </w:r>
     </w:p>
     <w:p>
@@ -104,56 +129,60 @@
           <w:ilvl w:val="0"/>
           <w:numId w:val="2"/>
         </w:numPr>
-        <w:spacing w:after="240" w:lineRule="auto"/>
-        <w:ind w:left="1440" w:hanging="360"/>
-        <w:rPr>
-          <w:sz w:val="20"/>
-          <w:szCs w:val="20"/>
-        </w:rPr>
-      </w:pPr>
-      <w:r>
-        <w:rPr>
-          <w:sz w:val="20"/>
-          <w:szCs w:val="20"/>
-          <w:rtl w:val="0"/>
-        </w:rPr>
-        <w:t xml:space="preserve">Visualizations and back testing validated the model’s accuracy and highlighted periods of risk and opportunity.</w:t>
-      </w:r>
-    </w:p>
-    <w:p>
-      <w:pPr>
-        <w:spacing w:before="240" w:lineRule="auto"/>
-        <w:rPr>
-          <w:sz w:val="20"/>
-          <w:szCs w:val="20"/>
-        </w:rPr>
-      </w:pPr>
-      <w:r>
-        <w:rPr>
-          <w:b w:val="1"/>
-          <w:bCs w:val="1"/>
-          <w:sz w:val="20"/>
-          <w:szCs w:val="20"/>
-          <w:rtl w:val="0"/>
-        </w:rPr>
-        <w:t xml:space="preserve">Future Options for Crafted Cones</w:t>
-        <w:br w:type="textWrapping"/>
-      </w:r>
-      <w:r>
-        <w:rPr>
-          <w:sz w:val="20"/>
-          <w:szCs w:val="20"/>
-          <w:rtl w:val="0"/>
-        </w:rPr>
-        <w:t xml:space="preserve">Looking ahead, Crafted Cones has several strategic options to further strengthen its operations, including transitioning from manual tracking to a CRM to improve data quality, enable real-time insights, and support more sophisticated analytics; using forecasting to test the impact of new products, pricing strategies, or marketing campaigns before committing resources; enhance forecasts by incorporating weather patterns, local events, or competitor activity; regularly retrain and refine forecasting models to maintain accuracy</w:t>
-      </w:r>
-      <w:r>
-        <w:rPr>
-          <w:b w:val="1"/>
-          <w:bCs w:val="1"/>
-          <w:sz w:val="20"/>
-          <w:szCs w:val="20"/>
-          <w:rtl w:val="0"/>
+        <w:spacing w:after="240"/>
+        <w:ind w:left="1440"/>
+        <w:rPr>
+          <w:sz w:val="20"/>
+          <w:szCs w:val="20"/>
+        </w:rPr>
+      </w:pPr>
+      <w:r>
+        <w:rPr>
+          <w:sz w:val="20"/>
+          <w:szCs w:val="20"/>
+        </w:rPr>
+        <w:t>Visualizations and back testing validated the model’s accuracy and highlighted periods of risk and opportunity.</w:t>
+      </w:r>
+    </w:p>
+    <w:p>
+      <w:pPr>
+        <w:spacing w:before="240"/>
+        <w:rPr>
+          <w:sz w:val="20"/>
+          <w:szCs w:val="20"/>
+        </w:rPr>
+      </w:pPr>
+      <w:r>
+        <w:rPr>
+          <w:b/>
+          <w:bCs/>
+          <w:sz w:val="20"/>
+          <w:szCs w:val="20"/>
+        </w:rPr>
+        <w:t>Future Options for Crafted Cones</w:t>
+      </w:r>
+      <w:r>
+        <w:rPr>
+          <w:b/>
+          <w:bCs/>
+          <w:sz w:val="20"/>
+          <w:szCs w:val="20"/>
+        </w:rPr>
+        <w:br/>
+      </w:r>
+      <w:r>
+        <w:rPr>
+          <w:sz w:val="20"/>
+          <w:szCs w:val="20"/>
+        </w:rPr>
+        <w:t>Looking ahead, Crafted Cones has several strategic options to further strengthen its operations, including transitioning from manual tracking to a CRM to improve data quality, enable real-time insights, and support more sophisticated analytics; using forecasting to test the impact of new products, pricing strategies, or marketing campaigns before committing resources; enhance forecasts by incorporating weather patterns, local events, or competitor activity; regularly retrain and refine forecasting models to maintain accuracy</w:t>
+      </w:r>
+      <w:r>
+        <w:rPr>
+          <w:b/>
+          <w:bCs/>
+          <w:sz w:val="20"/>
+          <w:szCs w:val="20"/>
         </w:rPr>
         <w:t xml:space="preserve">; </w:t>
       </w:r>
@@ -161,38 +190,28 @@
         <w:rPr>
           <w:sz w:val="20"/>
           <w:szCs w:val="20"/>
-          <w:rtl w:val="0"/>
-        </w:rPr>
-        <w:t xml:space="preserve">and s</w:t>
-      </w:r>
-      <w:r>
-        <w:rPr>
-          <w:sz w:val="20"/>
-          <w:szCs w:val="20"/>
-          <w:rtl w:val="0"/>
-        </w:rPr>
-        <w:t xml:space="preserve">tart with pilot programs for CRM and analytics tools, scaling up as the organization grows and staff become more comfortable with new systems.</w:t>
-      </w:r>
-    </w:p>
-    <w:p>
-      <w:pPr>
-        <w:spacing w:before="240" w:lineRule="auto"/>
-        <w:rPr>
-          <w:b w:val="1"/>
-          <w:bCs w:val="1"/>
-          <w:sz w:val="20"/>
-          <w:szCs w:val="20"/>
-        </w:rPr>
-      </w:pPr>
-      <w:r>
-        <w:rPr>
-          <w:b w:val="1"/>
-          <w:bCs w:val="1"/>
-          <w:sz w:val="20"/>
-          <w:szCs w:val="20"/>
-          <w:rtl w:val="0"/>
-        </w:rPr>
-        <w:t xml:space="preserve">Risks and Limitations</w:t>
+        </w:rPr>
+        <w:t>and start with pilot programs for CRM and analytics tools, scaling up as the organization grows and staff become more comfortable with new systems.</w:t>
+      </w:r>
+    </w:p>
+    <w:p>
+      <w:pPr>
+        <w:spacing w:before="240"/>
+        <w:rPr>
+          <w:b/>
+          <w:bCs/>
+          <w:sz w:val="20"/>
+          <w:szCs w:val="20"/>
+        </w:rPr>
+      </w:pPr>
+      <w:r>
+        <w:rPr>
+          <w:b/>
+          <w:bCs/>
+          <w:sz w:val="20"/>
+          <w:szCs w:val="20"/>
+        </w:rPr>
+        <w:t>Risks and Limitations</w:t>
       </w:r>
     </w:p>
     <w:p>
@@ -201,20 +220,17 @@
           <w:ilvl w:val="0"/>
           <w:numId w:val="4"/>
         </w:numPr>
-        <w:spacing w:after="0" w:afterAutospacing="0" w:lineRule="auto"/>
-        <w:ind w:left="720" w:hanging="360"/>
-        <w:rPr>
-          <w:sz w:val="20"/>
-          <w:szCs w:val="20"/>
-        </w:rPr>
-      </w:pPr>
-      <w:r>
-        <w:rPr>
-          <w:sz w:val="20"/>
-          <w:szCs w:val="20"/>
-          <w:rtl w:val="0"/>
-        </w:rPr>
-        <w:t xml:space="preserve">The current sales data is manually tracked, which may introduce errors and limit model precision.</w:t>
+        <w:rPr>
+          <w:sz w:val="20"/>
+          <w:szCs w:val="20"/>
+        </w:rPr>
+      </w:pPr>
+      <w:r>
+        <w:rPr>
+          <w:sz w:val="20"/>
+          <w:szCs w:val="20"/>
+        </w:rPr>
+        <w:t>The current sales data is manually tracked, which may introduce errors and limit model precision.</w:t>
       </w:r>
     </w:p>
     <w:p>
@@ -223,18 +239,15 @@
           <w:ilvl w:val="0"/>
           <w:numId w:val="4"/>
         </w:numPr>
-        <w:spacing w:after="0" w:afterAutospacing="0" w:lineRule="auto"/>
-        <w:ind w:left="720" w:hanging="360"/>
-        <w:rPr>
-          <w:sz w:val="20"/>
-          <w:szCs w:val="20"/>
-        </w:rPr>
-      </w:pPr>
-      <w:r>
-        <w:rPr>
-          <w:sz w:val="20"/>
-          <w:szCs w:val="20"/>
-          <w:rtl w:val="0"/>
+        <w:rPr>
+          <w:sz w:val="20"/>
+          <w:szCs w:val="20"/>
+        </w:rPr>
+      </w:pPr>
+      <w:r>
+        <w:rPr>
+          <w:sz w:val="20"/>
+          <w:szCs w:val="20"/>
         </w:rPr>
         <w:t xml:space="preserve">The analysis is based on only 12 months of sales data, which may limit the robustness of the findings. </w:t>
       </w:r>
@@ -245,20 +258,17 @@
           <w:ilvl w:val="0"/>
           <w:numId w:val="4"/>
         </w:numPr>
-        <w:spacing w:after="0" w:afterAutospacing="0" w:lineRule="auto"/>
-        <w:ind w:left="720" w:hanging="360"/>
-        <w:rPr>
-          <w:sz w:val="20"/>
-          <w:szCs w:val="20"/>
-        </w:rPr>
-      </w:pPr>
-      <w:r>
-        <w:rPr>
-          <w:sz w:val="20"/>
-          <w:szCs w:val="20"/>
-          <w:rtl w:val="0"/>
-        </w:rPr>
-        <w:t xml:space="preserve">Forecasts are based on historical patterns and may not fully capture unexpected events or rapid market changes.</w:t>
+        <w:rPr>
+          <w:sz w:val="20"/>
+          <w:szCs w:val="20"/>
+        </w:rPr>
+      </w:pPr>
+      <w:r>
+        <w:rPr>
+          <w:sz w:val="20"/>
+          <w:szCs w:val="20"/>
+        </w:rPr>
+        <w:t>Forecasts are based on historical patterns and may not fully capture unexpected events or rapid market changes.</w:t>
       </w:r>
     </w:p>
     <w:p>
@@ -267,41 +277,38 @@
           <w:ilvl w:val="0"/>
           <w:numId w:val="4"/>
         </w:numPr>
-        <w:spacing w:after="240" w:lineRule="auto"/>
-        <w:ind w:left="720" w:hanging="360"/>
-        <w:rPr>
-          <w:sz w:val="20"/>
-          <w:szCs w:val="20"/>
-        </w:rPr>
-      </w:pPr>
-      <w:r>
-        <w:rPr>
-          <w:sz w:val="20"/>
-          <w:szCs w:val="20"/>
-          <w:rtl w:val="0"/>
-        </w:rPr>
-        <w:t xml:space="preserve">Implementing new technology (CRM, analytics platforms) will require investment and staff training.</w:t>
-      </w:r>
-    </w:p>
-    <w:p>
-      <w:pPr>
-        <w:spacing w:before="240" w:lineRule="auto"/>
-        <w:rPr>
-          <w:b w:val="1"/>
-          <w:bCs w:val="1"/>
-          <w:sz w:val="20"/>
-          <w:szCs w:val="20"/>
-        </w:rPr>
-      </w:pPr>
-      <w:r>
-        <w:rPr>
-          <w:b w:val="1"/>
-          <w:bCs w:val="1"/>
-          <w:sz w:val="20"/>
-          <w:szCs w:val="20"/>
-          <w:rtl w:val="0"/>
-        </w:rPr>
-        <w:t xml:space="preserve">Next Steps</w:t>
+        <w:spacing w:after="240"/>
+        <w:rPr>
+          <w:sz w:val="20"/>
+          <w:szCs w:val="20"/>
+        </w:rPr>
+      </w:pPr>
+      <w:r>
+        <w:rPr>
+          <w:sz w:val="20"/>
+          <w:szCs w:val="20"/>
+        </w:rPr>
+        <w:t>Implementing new technology (CRM, analytics platforms) will require investment and staff training.</w:t>
+      </w:r>
+    </w:p>
+    <w:p>
+      <w:pPr>
+        <w:spacing w:before="240"/>
+        <w:rPr>
+          <w:b/>
+          <w:bCs/>
+          <w:sz w:val="20"/>
+          <w:szCs w:val="20"/>
+        </w:rPr>
+      </w:pPr>
+      <w:r>
+        <w:rPr>
+          <w:b/>
+          <w:bCs/>
+          <w:sz w:val="20"/>
+          <w:szCs w:val="20"/>
+        </w:rPr>
+        <w:t>Next Steps</w:t>
       </w:r>
     </w:p>
     <w:p>
@@ -310,20 +317,17 @@
           <w:ilvl w:val="0"/>
           <w:numId w:val="3"/>
         </w:numPr>
-        <w:spacing w:after="0" w:afterAutospacing="0" w:lineRule="auto"/>
-        <w:ind w:left="720" w:hanging="360"/>
-        <w:rPr>
-          <w:sz w:val="20"/>
-          <w:szCs w:val="20"/>
-        </w:rPr>
-      </w:pPr>
-      <w:r>
-        <w:rPr>
-          <w:sz w:val="20"/>
-          <w:szCs w:val="20"/>
-          <w:rtl w:val="0"/>
-        </w:rPr>
-        <w:t xml:space="preserve">Pilot the forecasting model over the next quarter, closely monitoring forecast accuracy and operational outcomes.</w:t>
+        <w:rPr>
+          <w:sz w:val="20"/>
+          <w:szCs w:val="20"/>
+        </w:rPr>
+      </w:pPr>
+      <w:r>
+        <w:rPr>
+          <w:sz w:val="20"/>
+          <w:szCs w:val="20"/>
+        </w:rPr>
+        <w:t>Pilot the forecasting model over the next quarter, closely monitoring forecast accuracy and operational outcomes.</w:t>
       </w:r>
     </w:p>
     <w:p>
@@ -332,20 +336,17 @@
           <w:ilvl w:val="0"/>
           <w:numId w:val="3"/>
         </w:numPr>
-        <w:spacing w:after="0" w:afterAutospacing="0" w:lineRule="auto"/>
-        <w:ind w:left="720" w:hanging="360"/>
-        <w:rPr>
-          <w:sz w:val="20"/>
-          <w:szCs w:val="20"/>
-        </w:rPr>
-      </w:pPr>
-      <w:r>
-        <w:rPr>
-          <w:sz w:val="20"/>
-          <w:szCs w:val="20"/>
-          <w:rtl w:val="0"/>
-        </w:rPr>
-        <w:t xml:space="preserve">Begin phased CRM implementation to improve data capture and support ongoing analytics.</w:t>
+        <w:rPr>
+          <w:sz w:val="20"/>
+          <w:szCs w:val="20"/>
+        </w:rPr>
+      </w:pPr>
+      <w:r>
+        <w:rPr>
+          <w:sz w:val="20"/>
+          <w:szCs w:val="20"/>
+        </w:rPr>
+        <w:t>Begin phased CRM implementation to improve data capture and support ongoing analytics.</w:t>
       </w:r>
     </w:p>
     <w:p>
@@ -354,56 +355,60 @@
           <w:ilvl w:val="0"/>
           <w:numId w:val="3"/>
         </w:numPr>
-        <w:spacing w:after="240" w:lineRule="auto"/>
-        <w:ind w:left="720" w:hanging="360"/>
-        <w:rPr>
-          <w:sz w:val="20"/>
-          <w:szCs w:val="20"/>
-        </w:rPr>
-      </w:pPr>
-      <w:r>
-        <w:rPr>
-          <w:sz w:val="20"/>
-          <w:szCs w:val="20"/>
-          <w:rtl w:val="0"/>
-        </w:rPr>
-        <w:t xml:space="preserve">Establish key performance indicators (KPIs) such as forecast accuracy, staffing efficiency, inventory turnover, and customer satisfaction to measure progress.</w:t>
-      </w:r>
-    </w:p>
-    <w:p>
-      <w:pPr>
-        <w:spacing w:before="240" w:lineRule="auto"/>
-        <w:rPr>
-          <w:sz w:val="20"/>
-          <w:szCs w:val="20"/>
-        </w:rPr>
-      </w:pPr>
-      <w:r>
-        <w:rPr>
-          <w:b w:val="1"/>
-          <w:bCs w:val="1"/>
-          <w:sz w:val="20"/>
-          <w:szCs w:val="20"/>
-          <w:rtl w:val="0"/>
-        </w:rPr>
-        <w:t xml:space="preserve">Conclusion</w:t>
-        <w:br w:type="textWrapping"/>
-      </w:r>
-      <w:r>
-        <w:rPr>
-          <w:sz w:val="20"/>
-          <w:szCs w:val="20"/>
-          <w:rtl w:val="0"/>
-        </w:rPr>
-        <w:t xml:space="preserve">By embracing advanced sales forecasting and investing in better data infrastructure, Crafted Cones can move from reactive to proactive management. This will not only optimize day-to-day operations but also lay the groundwork for scalable, long-term growth.</w:t>
-      </w:r>
-    </w:p>
-    <w:p>
-      <w:pPr>
-        <w:spacing w:before="240" w:lineRule="auto"/>
-        <w:rPr>
-          <w:b w:val="1"/>
-          <w:bCs w:val="1"/>
+        <w:spacing w:after="240"/>
+        <w:rPr>
+          <w:sz w:val="20"/>
+          <w:szCs w:val="20"/>
+        </w:rPr>
+      </w:pPr>
+      <w:r>
+        <w:rPr>
+          <w:sz w:val="20"/>
+          <w:szCs w:val="20"/>
+        </w:rPr>
+        <w:t>Establish key performance indicators (KPIs) such as forecast accuracy, staffing efficiency, inventory turnover, and customer satisfaction to measure progress.</w:t>
+      </w:r>
+    </w:p>
+    <w:p>
+      <w:pPr>
+        <w:spacing w:before="240"/>
+        <w:rPr>
+          <w:sz w:val="20"/>
+          <w:szCs w:val="20"/>
+        </w:rPr>
+      </w:pPr>
+      <w:r>
+        <w:rPr>
+          <w:b/>
+          <w:bCs/>
+          <w:sz w:val="20"/>
+          <w:szCs w:val="20"/>
+        </w:rPr>
+        <w:t>Conclusion</w:t>
+      </w:r>
+      <w:r>
+        <w:rPr>
+          <w:b/>
+          <w:bCs/>
+          <w:sz w:val="20"/>
+          <w:szCs w:val="20"/>
+        </w:rPr>
+        <w:br/>
+      </w:r>
+      <w:r>
+        <w:rPr>
+          <w:sz w:val="20"/>
+          <w:szCs w:val="20"/>
+        </w:rPr>
+        <w:t>By embracing advanced sales forecasting and investing in better data infrastructure, Crafted Cones can move from reactive to proactive management. This will not only optimize day-to-day operations but also lay the groundwork for scalable, long-term growth.</w:t>
+      </w:r>
+    </w:p>
+    <w:p>
+      <w:pPr>
+        <w:spacing w:before="240"/>
+        <w:rPr>
+          <w:b/>
+          <w:bCs/>
           <w:sz w:val="20"/>
           <w:szCs w:val="20"/>
         </w:rPr>
@@ -411,30 +416,25 @@
       <w:r>
         <w:br w:type="page"/>
       </w:r>
-      <w:r>
-        <w:rPr>
-          <w:rtl w:val="0"/>
-        </w:rPr>
-      </w:r>
-    </w:p>
-    <w:p>
-      <w:pPr>
-        <w:spacing w:before="240" w:lineRule="auto"/>
-        <w:rPr>
-          <w:b w:val="1"/>
-          <w:bCs w:val="1"/>
-          <w:sz w:val="20"/>
-          <w:szCs w:val="20"/>
-        </w:rPr>
-      </w:pPr>
-      <w:r>
-        <w:rPr>
-          <w:b w:val="1"/>
-          <w:bCs w:val="1"/>
-          <w:sz w:val="20"/>
-          <w:szCs w:val="20"/>
-          <w:rtl w:val="0"/>
-        </w:rPr>
+    </w:p>
+    <w:p>
+      <w:pPr>
+        <w:spacing w:before="240"/>
+        <w:rPr>
+          <w:b/>
+          <w:bCs/>
+          <w:sz w:val="20"/>
+          <w:szCs w:val="20"/>
+        </w:rPr>
+      </w:pPr>
+      <w:r>
+        <w:rPr>
+          <w:b/>
+          <w:bCs/>
+          <w:sz w:val="20"/>
+          <w:szCs w:val="20"/>
+        </w:rPr>
+        <w:lastRenderedPageBreak/>
         <w:t xml:space="preserve">Links </w:t>
       </w:r>
     </w:p>
@@ -444,48 +444,43 @@
           <w:ilvl w:val="0"/>
           <w:numId w:val="3"/>
         </w:numPr>
-        <w:spacing w:after="240" w:lineRule="auto"/>
-        <w:ind w:left="720" w:hanging="360"/>
-        <w:rPr>
-          <w:sz w:val="20"/>
-          <w:szCs w:val="20"/>
-        </w:rPr>
-      </w:pPr>
-      <w:r>
-        <w:rPr>
-          <w:sz w:val="20"/>
-          <w:szCs w:val="20"/>
-          <w:rtl w:val="0"/>
-        </w:rPr>
-        <w:t xml:space="preserve">GitHub Repository:</w:t>
-      </w:r>
-    </w:p>
-    <w:p>
-      <w:pPr>
-        <w:spacing w:after="240" w:lineRule="auto"/>
-        <w:ind w:left="720" w:firstLine="0"/>
-        <w:rPr>
-          <w:sz w:val="20"/>
-          <w:szCs w:val="20"/>
-        </w:rPr>
-      </w:pPr>
-      <w:hyperlink r:id="rId6">
+        <w:spacing w:after="240"/>
+        <w:rPr>
+          <w:sz w:val="20"/>
+          <w:szCs w:val="20"/>
+        </w:rPr>
+      </w:pPr>
+      <w:r>
+        <w:rPr>
+          <w:sz w:val="20"/>
+          <w:szCs w:val="20"/>
+        </w:rPr>
+        <w:t>GitHub Repository:</w:t>
+      </w:r>
+    </w:p>
+    <w:p>
+      <w:pPr>
+        <w:spacing w:after="240"/>
+        <w:ind w:left="720"/>
+        <w:rPr>
+          <w:sz w:val="20"/>
+          <w:szCs w:val="20"/>
+        </w:rPr>
+      </w:pPr>
+      <w:hyperlink r:id="rId7" w:history="1">
         <w:r>
           <w:rPr>
-            <w:color w:val="1155cc"/>
+            <w:rStyle w:val="Hyperlink"/>
             <w:sz w:val="20"/>
             <w:szCs w:val="20"/>
-            <w:u w:val="single"/>
-            <w:rtl w:val="0"/>
           </w:rPr>
-          <w:t xml:space="preserve">https://github.com/h-schroeder-coder/Simplified_MSBA_Analytics_Methods_Frameworks_Project.git</w:t>
+          <w:t>https://github.com/h-schroeder-coder/Final_MSBA_Capstone_Project/tree/86fe5d5a5baabbf0dc6b4793a6bfad441a5bc61e/FINAL_Predictive_Model</w:t>
         </w:r>
       </w:hyperlink>
       <w:r>
         <w:rPr>
           <w:sz w:val="20"/>
           <w:szCs w:val="20"/>
-          <w:rtl w:val="0"/>
         </w:rPr>
         <w:t xml:space="preserve"> </w:t>
       </w:r>
@@ -496,372 +491,113 @@
           <w:ilvl w:val="0"/>
           <w:numId w:val="3"/>
         </w:numPr>
-        <w:spacing w:after="240" w:lineRule="auto"/>
-        <w:ind w:left="720" w:hanging="360"/>
-        <w:rPr>
-          <w:sz w:val="20"/>
-          <w:szCs w:val="20"/>
-        </w:rPr>
-      </w:pPr>
-      <w:r>
-        <w:rPr>
-          <w:sz w:val="20"/>
-          <w:szCs w:val="20"/>
-          <w:rtl w:val="0"/>
-        </w:rPr>
-        <w:t xml:space="preserve">Reproducible Notebook (in GitHub Repository):</w:t>
-      </w:r>
-    </w:p>
-    <w:p>
-      <w:pPr>
-        <w:spacing w:after="240" w:lineRule="auto"/>
-        <w:ind w:left="720" w:firstLine="0"/>
-        <w:rPr>
-          <w:sz w:val="20"/>
-          <w:szCs w:val="20"/>
-        </w:rPr>
-      </w:pPr>
-      <w:hyperlink r:id="rId7">
+        <w:spacing w:after="240"/>
+        <w:rPr>
+          <w:sz w:val="20"/>
+          <w:szCs w:val="20"/>
+        </w:rPr>
+      </w:pPr>
+      <w:r>
+        <w:rPr>
+          <w:sz w:val="20"/>
+          <w:szCs w:val="20"/>
+        </w:rPr>
+        <w:t>Reproducible Notebook (in GitHub Repository):</w:t>
+      </w:r>
+    </w:p>
+    <w:p>
+      <w:pPr>
+        <w:spacing w:after="240"/>
+        <w:ind w:left="720"/>
+        <w:rPr>
+          <w:sz w:val="20"/>
+          <w:szCs w:val="20"/>
+        </w:rPr>
+      </w:pPr>
+      <w:hyperlink r:id="rId8" w:history="1">
         <w:r>
           <w:rPr>
-            <w:color w:val="1155cc"/>
+            <w:rStyle w:val="Hyperlink"/>
             <w:sz w:val="20"/>
             <w:szCs w:val="20"/>
-            <w:u w:val="single"/>
-            <w:rtl w:val="0"/>
           </w:rPr>
-          <w:t xml:space="preserve">https://github.com/h-schroeder-coder/Simplified_MSBA_Analytics_Methods_Frameworks_Project/blob/45af281c644045bc9bb6e1c29ad56e7604ef8c0a/analytics_methods_frameworks_project.ipynb</w:t>
+          <w:t>https://github.com/h-schroeder-coder/Final_MSBA_Capstone_Project/blob/86fe5d5a5baabbf0dc6b4793a6bfad441a5bc61e/FINAL_Predictive_Model/FINAL_Capstone_Forecasting_Model.ipynb</w:t>
         </w:r>
       </w:hyperlink>
       <w:r>
         <w:rPr>
           <w:sz w:val="20"/>
           <w:szCs w:val="20"/>
-          <w:rtl w:val="0"/>
         </w:rPr>
         <w:t xml:space="preserve"> </w:t>
       </w:r>
     </w:p>
-    <w:p>
-      <w:pPr>
-        <w:numPr>
-          <w:ilvl w:val="0"/>
-          <w:numId w:val="3"/>
-        </w:numPr>
-        <w:spacing w:after="240" w:lineRule="auto"/>
-        <w:ind w:left="720" w:hanging="360"/>
-        <w:rPr>
-          <w:sz w:val="20"/>
-          <w:szCs w:val="20"/>
-        </w:rPr>
-      </w:pPr>
-      <w:r>
-        <w:rPr>
-          <w:sz w:val="20"/>
-          <w:szCs w:val="20"/>
-          <w:rtl w:val="0"/>
-        </w:rPr>
-        <w:t xml:space="preserve">PDF of Slide Deck (in GitHub Repository):</w:t>
-      </w:r>
-    </w:p>
-    <w:p>
-      <w:pPr>
-        <w:spacing w:after="240" w:lineRule="auto"/>
-        <w:ind w:left="720" w:firstLine="0"/>
-        <w:rPr>
-          <w:sz w:val="20"/>
-          <w:szCs w:val="20"/>
-        </w:rPr>
-      </w:pPr>
-      <w:hyperlink r:id="rId8">
-        <w:r>
-          <w:rPr>
-            <w:color w:val="1155cc"/>
-            <w:sz w:val="20"/>
-            <w:szCs w:val="20"/>
-            <w:u w:val="single"/>
-            <w:rtl w:val="0"/>
-          </w:rPr>
-          <w:t xml:space="preserve">https://github.com/h-schroeder-coder/Simplified_MSBA_Analytics_Methods_Frameworks_Project/blob/29c373bd354c5dbc5896494fa1837f6c638de958/MSBA_Analytics_Methods_%26_Frameworks_Project_Presentation.pdf</w:t>
-        </w:r>
-      </w:hyperlink>
-      <w:r>
-        <w:rPr>
-          <w:sz w:val="20"/>
-          <w:szCs w:val="20"/>
-          <w:rtl w:val="0"/>
-        </w:rPr>
-        <w:t xml:space="preserve"> </w:t>
-      </w:r>
-    </w:p>
-    <w:p>
-      <w:pPr>
-        <w:numPr>
-          <w:ilvl w:val="0"/>
-          <w:numId w:val="3"/>
-        </w:numPr>
-        <w:spacing w:after="240" w:lineRule="auto"/>
-        <w:ind w:left="720" w:hanging="360"/>
-        <w:rPr>
-          <w:sz w:val="20"/>
-          <w:szCs w:val="20"/>
-        </w:rPr>
-      </w:pPr>
-      <w:r>
-        <w:rPr>
-          <w:sz w:val="20"/>
-          <w:szCs w:val="20"/>
-          <w:rtl w:val="0"/>
-        </w:rPr>
-        <w:t xml:space="preserve">Executive Memo (in GitHub Repository):</w:t>
-      </w:r>
-    </w:p>
-    <w:p>
-      <w:pPr>
-        <w:spacing w:after="240" w:lineRule="auto"/>
-        <w:ind w:left="720" w:firstLine="0"/>
-        <w:rPr>
-          <w:sz w:val="20"/>
-          <w:szCs w:val="20"/>
-        </w:rPr>
-      </w:pPr>
-      <w:hyperlink r:id="rId9">
-        <w:r>
-          <w:rPr>
-            <w:color w:val="1155cc"/>
-            <w:sz w:val="20"/>
-            <w:szCs w:val="20"/>
-            <w:u w:val="single"/>
-            <w:rtl w:val="0"/>
-          </w:rPr>
-          <w:t xml:space="preserve">https://github.com/h-schroeder-coder/Simplified_MSBA_Analytics_Methods_Frameworks_Project/blob/e33b6c6c3253cf13d259f7c98eed1019f0e43340/MSBA_Analytics_Methods_%26_Frameworks_Executive_Memo.pdf</w:t>
-        </w:r>
-      </w:hyperlink>
-      <w:r>
-        <w:rPr>
-          <w:sz w:val="20"/>
-          <w:szCs w:val="20"/>
-          <w:rtl w:val="0"/>
-        </w:rPr>
-        <w:t xml:space="preserve"> </w:t>
-      </w:r>
-    </w:p>
-    <w:p>
-      <w:pPr>
-        <w:numPr>
-          <w:ilvl w:val="0"/>
-          <w:numId w:val="3"/>
-        </w:numPr>
-        <w:spacing w:after="240" w:lineRule="auto"/>
-        <w:ind w:left="720" w:hanging="360"/>
-        <w:rPr>
-          <w:sz w:val="20"/>
-          <w:szCs w:val="20"/>
-        </w:rPr>
-      </w:pPr>
-      <w:r>
-        <w:rPr>
-          <w:sz w:val="20"/>
-          <w:szCs w:val="20"/>
-          <w:rtl w:val="0"/>
-        </w:rPr>
-        <w:t xml:space="preserve">Group Agreement (in GitHub Repository): </w:t>
-      </w:r>
-    </w:p>
-    <w:p>
-      <w:pPr>
-        <w:spacing w:after="240" w:lineRule="auto"/>
-        <w:ind w:left="720" w:firstLine="0"/>
-        <w:rPr>
-          <w:sz w:val="20"/>
-          <w:szCs w:val="20"/>
-        </w:rPr>
-      </w:pPr>
-      <w:hyperlink r:id="rId10">
-        <w:r>
-          <w:rPr>
-            <w:color w:val="1155cc"/>
-            <w:sz w:val="20"/>
-            <w:szCs w:val="20"/>
-            <w:u w:val="single"/>
-            <w:rtl w:val="0"/>
-          </w:rPr>
-          <w:t xml:space="preserve">https://github.com/h-schroeder-coder/Simplified_MSBA_Analytics_Methods_Frameworks_Project/blob/54a32168aff6bea075354d36f4312b3596ea1f26/MSBA_Analytics%20Methods%20%26%20Frameworks_Group_Project_Agreement.pdf</w:t>
-        </w:r>
-      </w:hyperlink>
-      <w:r>
-        <w:rPr>
-          <w:sz w:val="20"/>
-          <w:szCs w:val="20"/>
-          <w:rtl w:val="0"/>
-        </w:rPr>
-        <w:t xml:space="preserve"> </w:t>
-      </w:r>
-    </w:p>
-    <w:p>
-      <w:pPr>
-        <w:spacing w:after="240" w:lineRule="auto"/>
-        <w:ind w:left="720" w:firstLine="0"/>
-        <w:rPr>
-          <w:sz w:val="20"/>
-          <w:szCs w:val="20"/>
-        </w:rPr>
-      </w:pPr>
-      <w:r>
-        <w:rPr>
-          <w:rtl w:val="0"/>
-        </w:rPr>
-      </w:r>
-    </w:p>
-    <w:p>
-      <w:pPr>
-        <w:rPr>
-          <w:sz w:val="20"/>
-          <w:szCs w:val="20"/>
-        </w:rPr>
-      </w:pPr>
-      <w:r>
-        <w:rPr>
-          <w:rtl w:val="0"/>
-        </w:rPr>
-      </w:r>
-    </w:p>
-    <w:p>
-      <w:pPr>
-        <w:rPr>
-          <w:sz w:val="20"/>
-          <w:szCs w:val="20"/>
-        </w:rPr>
-      </w:pPr>
-      <w:r>
-        <w:rPr>
-          <w:rtl w:val="0"/>
-        </w:rPr>
-      </w:r>
-    </w:p>
-    <w:p>
-      <w:pPr>
-        <w:rPr>
-          <w:sz w:val="20"/>
-          <w:szCs w:val="20"/>
-        </w:rPr>
-      </w:pPr>
-      <w:r>
-        <w:rPr>
-          <w:rtl w:val="0"/>
-        </w:rPr>
-      </w:r>
-    </w:p>
-    <w:p>
-      <w:pPr>
-        <w:rPr>
-          <w:sz w:val="20"/>
-          <w:szCs w:val="20"/>
-        </w:rPr>
-      </w:pPr>
-      <w:r>
-        <w:rPr>
-          <w:sz w:val="20"/>
-          <w:szCs w:val="20"/>
-          <w:rtl w:val="0"/>
-        </w:rPr>
-        <w:t xml:space="preserve">Quantic MSBA Analytics Methods &amp; Frameworks Project Team: </w:t>
-      </w:r>
-    </w:p>
-    <w:p>
-      <w:pPr>
-        <w:numPr>
-          <w:ilvl w:val="0"/>
-          <w:numId w:val="1"/>
-        </w:numPr>
-        <w:ind w:left="720" w:hanging="360"/>
-        <w:rPr>
-          <w:sz w:val="20"/>
-          <w:szCs w:val="20"/>
-          <w:u w:val="none"/>
-        </w:rPr>
-      </w:pPr>
-      <w:r>
-        <w:rPr>
-          <w:sz w:val="20"/>
-          <w:szCs w:val="20"/>
-          <w:rtl w:val="0"/>
-        </w:rPr>
-        <w:t xml:space="preserve">Hannah Schroeder</w:t>
-      </w:r>
-    </w:p>
-    <w:p>
-      <w:pPr>
-        <w:numPr>
-          <w:ilvl w:val="0"/>
-          <w:numId w:val="1"/>
-        </w:numPr>
-        <w:ind w:left="720" w:hanging="360"/>
-        <w:rPr>
-          <w:sz w:val="20"/>
-          <w:szCs w:val="20"/>
-          <w:u w:val="none"/>
-        </w:rPr>
-      </w:pPr>
-      <w:r>
-        <w:rPr>
-          <w:sz w:val="20"/>
-          <w:szCs w:val="20"/>
-          <w:rtl w:val="0"/>
-        </w:rPr>
-        <w:t xml:space="preserve">Carrie Feltkamp</w:t>
-      </w:r>
-    </w:p>
-    <w:p>
-      <w:pPr>
-        <w:numPr>
-          <w:ilvl w:val="0"/>
-          <w:numId w:val="1"/>
-        </w:numPr>
-        <w:ind w:left="720" w:hanging="360"/>
-        <w:rPr>
-          <w:sz w:val="20"/>
-          <w:szCs w:val="20"/>
-          <w:u w:val="none"/>
-        </w:rPr>
-      </w:pPr>
-      <w:r>
-        <w:rPr>
-          <w:sz w:val="20"/>
-          <w:szCs w:val="20"/>
-          <w:rtl w:val="0"/>
-        </w:rPr>
-        <w:t xml:space="preserve">Breanna Rai </w:t>
-      </w:r>
-    </w:p>
-    <w:p>
-      <w:pPr>
-        <w:rPr>
-          <w:sz w:val="20"/>
-          <w:szCs w:val="20"/>
-        </w:rPr>
-      </w:pPr>
-      <w:r>
-        <w:rPr>
-          <w:rtl w:val="0"/>
-        </w:rPr>
-      </w:r>
-    </w:p>
     <w:sectPr>
-      <w:headerReference r:id="rId11" w:type="default"/>
-      <w:pgSz w:h="15840" w:w="12240" w:orient="portrait"/>
-      <w:pgMar w:bottom="1080" w:top="1440" w:left="1080" w:right="1080" w:header="720" w:footer="720"/>
+      <w:headerReference w:type="default" r:id="rId9"/>
+      <w:pgSz w:w="12240" w:h="15840"/>
+      <w:pgMar w:top="1440" w:right="1080" w:bottom="1080" w:left="1080" w:header="720" w:footer="720" w:gutter="0"/>
       <w:pgNumType w:start="1"/>
+      <w:cols w:space="720"/>
     </w:sectPr>
   </w:body>
 </w:document>
 </file>
 
+<file path=word/endnotes.xml><?xml version="1.0" encoding="utf-8"?>
+<w:endnotes xmlns:wpc="http://schemas.microsoft.com/office/word/2010/wordprocessingCanvas" xmlns:cx="http://schemas.microsoft.com/office/drawing/2014/chartex" xmlns:cx1="http://schemas.microsoft.com/office/drawing/2015/9/8/chartex" xmlns:cx2="http://schemas.microsoft.com/office/drawing/2015/10/21/chartex" xmlns:cx3="http://schemas.microsoft.com/office/drawing/2016/5/9/chartex" xmlns:cx4="http://schemas.microsoft.com/office/drawing/2016/5/10/chartex" xmlns:cx5="http://schemas.microsoft.com/office/drawing/2016/5/11/chartex" xmlns:cx6="http://schemas.microsoft.com/office/drawing/2016/5/12/chartex" xmlns:cx7="http://schemas.microsoft.com/office/drawing/2016/5/13/chartex" xmlns:cx8="http://schemas.microsoft.com/office/drawing/2016/5/14/chartex" xmlns:mc="http://schemas.openxmlformats.org/markup-compatibility/2006" xmlns:aink="http://schemas.microsoft.com/office/drawing/2016/ink" xmlns:am3d="http://schemas.microsoft.com/office/drawing/2017/model3d" xmlns:o="urn:schemas-microsoft-com:office:office" xmlns:oel="http://schemas.microsoft.com/office/2019/extlst" xmlns:r="http://schemas.openxmlformats.org/officeDocument/2006/relationships" xmlns:m="http://schemas.openxmlformats.org/officeDocument/2006/math" xmlns:v="urn:schemas-microsoft-com:vml" xmlns:wp14="http://schemas.microsoft.com/office/word/2010/wordprocessingDrawing" xmlns:wp="http://schemas.openxmlformats.org/drawingml/2006/wordprocessingDrawing" xmlns:w10="urn:schemas-microsoft-com:office:word" xmlns:w="http://schemas.openxmlformats.org/wordprocessingml/2006/main" xmlns:w14="http://schemas.microsoft.com/office/word/2010/wordml" xmlns:w15="http://schemas.microsoft.com/office/word/2012/wordml" xmlns:w16cex="http://schemas.microsoft.com/office/word/2018/wordml/cex" xmlns:w16cid="http://schemas.microsoft.com/office/word/2016/wordml/cid" xmlns:w16="http://schemas.microsoft.com/office/word/2018/wordml" xmlns:w16du="http://schemas.microsoft.com/office/word/2023/wordml/word16du" xmlns:w16sdtdh="http://schemas.microsoft.com/office/word/2020/wordml/sdtdatahash" xmlns:w16sdtfl="http://schemas.microsoft.com/office/word/2024/wordml/sdtformatlock" xmlns:w16se="http://schemas.microsoft.com/office/word/2015/wordml/symex" xmlns:wpg="http://schemas.microsoft.com/office/word/2010/wordprocessingGroup" xmlns:wpi="http://schemas.microsoft.com/office/word/2010/wordprocessingInk" xmlns:wne="http://schemas.microsoft.com/office/word/2006/wordml" xmlns:wps="http://schemas.microsoft.com/office/word/2010/wordprocessingShape" mc:Ignorable="w14 w15 w16se w16cid w16 w16cex w16sdtdh w16sdtfl w16du wp14">
+  <w:endnote w:type="separator" w:id="-1">
+    <w:p>
+      <w:pPr>
+        <w:spacing w:line="240" w:lineRule="auto"/>
+      </w:pPr>
+      <w:r>
+        <w:separator/>
+      </w:r>
+    </w:p>
+  </w:endnote>
+  <w:endnote w:type="continuationSeparator" w:id="0">
+    <w:p>
+      <w:pPr>
+        <w:spacing w:line="240" w:lineRule="auto"/>
+      </w:pPr>
+      <w:r>
+        <w:continuationSeparator/>
+      </w:r>
+    </w:p>
+  </w:endnote>
+</w:endnotes>
+</file>
+
+<file path=word/footnotes.xml><?xml version="1.0" encoding="utf-8"?>
+<w:footnotes xmlns:wpc="http://schemas.microsoft.com/office/word/2010/wordprocessingCanvas" xmlns:cx="http://schemas.microsoft.com/office/drawing/2014/chartex" xmlns:cx1="http://schemas.microsoft.com/office/drawing/2015/9/8/chartex" xmlns:cx2="http://schemas.microsoft.com/office/drawing/2015/10/21/chartex" xmlns:cx3="http://schemas.microsoft.com/office/drawing/2016/5/9/chartex" xmlns:cx4="http://schemas.microsoft.com/office/drawing/2016/5/10/chartex" xmlns:cx5="http://schemas.microsoft.com/office/drawing/2016/5/11/chartex" xmlns:cx6="http://schemas.microsoft.com/office/drawing/2016/5/12/chartex" xmlns:cx7="http://schemas.microsoft.com/office/drawing/2016/5/13/chartex" xmlns:cx8="http://schemas.microsoft.com/office/drawing/2016/5/14/chartex" xmlns:mc="http://schemas.openxmlformats.org/markup-compatibility/2006" xmlns:aink="http://schemas.microsoft.com/office/drawing/2016/ink" xmlns:am3d="http://schemas.microsoft.com/office/drawing/2017/model3d" xmlns:o="urn:schemas-microsoft-com:office:office" xmlns:oel="http://schemas.microsoft.com/office/2019/extlst" xmlns:r="http://schemas.openxmlformats.org/officeDocument/2006/relationships" xmlns:m="http://schemas.openxmlformats.org/officeDocument/2006/math" xmlns:v="urn:schemas-microsoft-com:vml" xmlns:wp14="http://schemas.microsoft.com/office/word/2010/wordprocessingDrawing" xmlns:wp="http://schemas.openxmlformats.org/drawingml/2006/wordprocessingDrawing" xmlns:w10="urn:schemas-microsoft-com:office:word" xmlns:w="http://schemas.openxmlformats.org/wordprocessingml/2006/main" xmlns:w14="http://schemas.microsoft.com/office/word/2010/wordml" xmlns:w15="http://schemas.microsoft.com/office/word/2012/wordml" xmlns:w16cex="http://schemas.microsoft.com/office/word/2018/wordml/cex" xmlns:w16cid="http://schemas.microsoft.com/office/word/2016/wordml/cid" xmlns:w16="http://schemas.microsoft.com/office/word/2018/wordml" xmlns:w16du="http://schemas.microsoft.com/office/word/2023/wordml/word16du" xmlns:w16sdtdh="http://schemas.microsoft.com/office/word/2020/wordml/sdtdatahash" xmlns:w16sdtfl="http://schemas.microsoft.com/office/word/2024/wordml/sdtformatlock" xmlns:w16se="http://schemas.microsoft.com/office/word/2015/wordml/symex" xmlns:wpg="http://schemas.microsoft.com/office/word/2010/wordprocessingGroup" xmlns:wpi="http://schemas.microsoft.com/office/word/2010/wordprocessingInk" xmlns:wne="http://schemas.microsoft.com/office/word/2006/wordml" xmlns:wps="http://schemas.microsoft.com/office/word/2010/wordprocessingShape" mc:Ignorable="w14 w15 w16se w16cid w16 w16cex w16sdtdh w16sdtfl w16du wp14">
+  <w:footnote w:type="separator" w:id="-1">
+    <w:p>
+      <w:pPr>
+        <w:spacing w:line="240" w:lineRule="auto"/>
+      </w:pPr>
+      <w:r>
+        <w:separator/>
+      </w:r>
+    </w:p>
+  </w:footnote>
+  <w:footnote w:type="continuationSeparator" w:id="0">
+    <w:p>
+      <w:pPr>
+        <w:spacing w:line="240" w:lineRule="auto"/>
+      </w:pPr>
+      <w:r>
+        <w:continuationSeparator/>
+      </w:r>
+    </w:p>
+  </w:footnote>
+</w:footnotes>
+</file>
+
 <file path=word/header1.xml><?xml version="1.0" encoding="utf-8"?>
-<w:hdr xmlns:mc="http://schemas.openxmlformats.org/markup-compatibility/2006" xmlns:o="urn:schemas-microsoft-com:office:office" xmlns:r="http://schemas.openxmlformats.org/officeDocument/2006/relationships" xmlns:m="http://schemas.openxmlformats.org/officeDocument/2006/math" xmlns:v="urn:schemas-microsoft-com:vml" xmlns:wp="http://schemas.openxmlformats.org/drawingml/2006/wordprocessingDrawing" xmlns:w10="urn:schemas-microsoft-com:office:word" xmlns:w="http://schemas.openxmlformats.org/wordprocessingml/2006/main" xmlns:wne="http://schemas.microsoft.com/office/word/2006/wordml" xmlns:sl="http://schemas.openxmlformats.org/schemaLibrary/2006/main" xmlns:a="http://schemas.openxmlformats.org/drawingml/2006/main" xmlns:pic="http://schemas.openxmlformats.org/drawingml/2006/picture" xmlns:c="http://schemas.openxmlformats.org/drawingml/2006/chart" xmlns:lc="http://schemas.openxmlformats.org/drawingml/2006/lockedCanvas" xmlns:dgm="http://schemas.openxmlformats.org/drawingml/2006/diagram" xmlns:wps="http://schemas.microsoft.com/office/word/2010/wordprocessingShape" xmlns:wpg="http://schemas.microsoft.com/office/word/2010/wordprocessingGroup" xmlns:w14="http://schemas.microsoft.com/office/word/2010/wordml" xmlns:w15="http://schemas.microsoft.com/office/word/2012/wordml" xmlns:w16="http://schemas.microsoft.com/office/word/2018/wordml" xmlns:w16cex="http://schemas.microsoft.com/office/word/2018/wordml/cex" xmlns:w16cid="http://schemas.microsoft.com/office/word/2016/wordml/cid" xmlns="http://schemas.microsoft.com/office/tasks/2019/documenttasks" xmlns:cr="http://schemas.microsoft.com/office/comments/2020/reactions">
+<w:hdr xmlns:wpc="http://schemas.microsoft.com/office/word/2010/wordprocessingCanvas" xmlns:cx="http://schemas.microsoft.com/office/drawing/2014/chartex" xmlns:cx1="http://schemas.microsoft.com/office/drawing/2015/9/8/chartex" xmlns:cx2="http://schemas.microsoft.com/office/drawing/2015/10/21/chartex" xmlns:cx3="http://schemas.microsoft.com/office/drawing/2016/5/9/chartex" xmlns:cx4="http://schemas.microsoft.com/office/drawing/2016/5/10/chartex" xmlns:cx5="http://schemas.microsoft.com/office/drawing/2016/5/11/chartex" xmlns:cx6="http://schemas.microsoft.com/office/drawing/2016/5/12/chartex" xmlns:cx7="http://schemas.microsoft.com/office/drawing/2016/5/13/chartex" xmlns:cx8="http://schemas.microsoft.com/office/drawing/2016/5/14/chartex" xmlns:mc="http://schemas.openxmlformats.org/markup-compatibility/2006" xmlns:aink="http://schemas.microsoft.com/office/drawing/2016/ink" xmlns:am3d="http://schemas.microsoft.com/office/drawing/2017/model3d" xmlns:o="urn:schemas-microsoft-com:office:office" xmlns:oel="http://schemas.microsoft.com/office/2019/extlst" xmlns:r="http://schemas.openxmlformats.org/officeDocument/2006/relationships" xmlns:m="http://schemas.openxmlformats.org/officeDocument/2006/math" xmlns:v="urn:schemas-microsoft-com:vml" xmlns:wp14="http://schemas.microsoft.com/office/word/2010/wordprocessingDrawing" xmlns:wp="http://schemas.openxmlformats.org/drawingml/2006/wordprocessingDrawing" xmlns:w10="urn:schemas-microsoft-com:office:word" xmlns:w="http://schemas.openxmlformats.org/wordprocessingml/2006/main" xmlns:w14="http://schemas.microsoft.com/office/word/2010/wordml" xmlns:w15="http://schemas.microsoft.com/office/word/2012/wordml" xmlns:w16cex="http://schemas.microsoft.com/office/word/2018/wordml/cex" xmlns:w16cid="http://schemas.microsoft.com/office/word/2016/wordml/cid" xmlns:w16="http://schemas.microsoft.com/office/word/2018/wordml" xmlns:w16du="http://schemas.microsoft.com/office/word/2023/wordml/word16du" xmlns:w16sdtdh="http://schemas.microsoft.com/office/word/2020/wordml/sdtdatahash" xmlns:w16sdtfl="http://schemas.microsoft.com/office/word/2024/wordml/sdtformatlock" xmlns:w16se="http://schemas.microsoft.com/office/word/2015/wordml/symex" xmlns:wpg="http://schemas.microsoft.com/office/word/2010/wordprocessingGroup" xmlns:wpi="http://schemas.microsoft.com/office/word/2010/wordprocessingInk" xmlns:wne="http://schemas.microsoft.com/office/word/2006/wordml" xmlns:wps="http://schemas.microsoft.com/office/word/2010/wordprocessingShape" mc:Ignorable="w14 w15 w16se w16cid w16 w16cex w16sdtdh w16sdtfl w16du wp14">
   <w:p>
     <w:pPr>
-      <w:spacing w:before="240" w:lineRule="auto"/>
+      <w:spacing w:before="240"/>
       <w:jc w:val="center"/>
       <w:rPr>
         <w:sz w:val="24"/>
@@ -870,26 +606,23 @@
     </w:pPr>
     <w:r>
       <w:rPr>
-        <w:b w:val="1"/>
-        <w:bCs w:val="1"/>
+        <w:b/>
+        <w:bCs/>
         <w:sz w:val="24"/>
         <w:szCs w:val="24"/>
-        <w:rtl w:val="0"/>
-      </w:rPr>
-      <w:t xml:space="preserve">Executive Memo: Strategic Sales Forecasting for Crafted Cones</w:t>
-    </w:r>
-    <w:r>
-      <w:rPr>
-        <w:rtl w:val="0"/>
-      </w:rPr>
+      </w:rPr>
+      <w:t>Executive Memo: Strategic Sales Forecasting for Crafted Cones</w:t>
     </w:r>
   </w:p>
 </w:hdr>
 </file>
 
 <file path=word/numbering.xml><?xml version="1.0" encoding="utf-8"?>
-<w:numbering xmlns:mc="http://schemas.openxmlformats.org/markup-compatibility/2006" xmlns:o="urn:schemas-microsoft-com:office:office" xmlns:r="http://schemas.openxmlformats.org/officeDocument/2006/relationships" xmlns:m="http://schemas.openxmlformats.org/officeDocument/2006/math" xmlns:v="urn:schemas-microsoft-com:vml" xmlns:wp="http://schemas.openxmlformats.org/drawingml/2006/wordprocessingDrawing" xmlns:w10="urn:schemas-microsoft-com:office:word" xmlns:w="http://schemas.openxmlformats.org/wordprocessingml/2006/main" xmlns:wne="http://schemas.microsoft.com/office/word/2006/wordml" xmlns:sl="http://schemas.openxmlformats.org/schemaLibrary/2006/main" xmlns:a="http://schemas.openxmlformats.org/drawingml/2006/main" xmlns:pic="http://schemas.openxmlformats.org/drawingml/2006/picture" xmlns:c="http://schemas.openxmlformats.org/drawingml/2006/chart" xmlns:lc="http://schemas.openxmlformats.org/drawingml/2006/lockedCanvas" xmlns:dgm="http://schemas.openxmlformats.org/drawingml/2006/diagram" xmlns:wps="http://schemas.microsoft.com/office/word/2010/wordprocessingShape" xmlns:wpg="http://schemas.microsoft.com/office/word/2010/wordprocessingGroup" xmlns:w14="http://schemas.microsoft.com/office/word/2010/wordml" xmlns:w15="http://schemas.microsoft.com/office/word/2012/wordml" xmlns:w16="http://schemas.microsoft.com/office/word/2018/wordml" xmlns:w16cex="http://schemas.microsoft.com/office/word/2018/wordml/cex" xmlns:w16cid="http://schemas.microsoft.com/office/word/2016/wordml/cid" xmlns="http://schemas.microsoft.com/office/tasks/2019/documenttasks" xmlns:cr="http://schemas.microsoft.com/office/comments/2020/reactions">
-  <w:abstractNum w:abstractNumId="1">
+<w:numbering xmlns:wpc="http://schemas.microsoft.com/office/word/2010/wordprocessingCanvas" xmlns:cx="http://schemas.microsoft.com/office/drawing/2014/chartex" xmlns:cx1="http://schemas.microsoft.com/office/drawing/2015/9/8/chartex" xmlns:cx2="http://schemas.microsoft.com/office/drawing/2015/10/21/chartex" xmlns:cx3="http://schemas.microsoft.com/office/drawing/2016/5/9/chartex" xmlns:cx4="http://schemas.microsoft.com/office/drawing/2016/5/10/chartex" xmlns:cx5="http://schemas.microsoft.com/office/drawing/2016/5/11/chartex" xmlns:cx6="http://schemas.microsoft.com/office/drawing/2016/5/12/chartex" xmlns:cx7="http://schemas.microsoft.com/office/drawing/2016/5/13/chartex" xmlns:cx8="http://schemas.microsoft.com/office/drawing/2016/5/14/chartex" xmlns:mc="http://schemas.openxmlformats.org/markup-compatibility/2006" xmlns:aink="http://schemas.microsoft.com/office/drawing/2016/ink" xmlns:am3d="http://schemas.microsoft.com/office/drawing/2017/model3d" xmlns:o="urn:schemas-microsoft-com:office:office" xmlns:oel="http://schemas.microsoft.com/office/2019/extlst" xmlns:r="http://schemas.openxmlformats.org/officeDocument/2006/relationships" xmlns:m="http://schemas.openxmlformats.org/officeDocument/2006/math" xmlns:v="urn:schemas-microsoft-com:vml" xmlns:wp14="http://schemas.microsoft.com/office/word/2010/wordprocessingDrawing" xmlns:wp="http://schemas.openxmlformats.org/drawingml/2006/wordprocessingDrawing" xmlns:w10="urn:schemas-microsoft-com:office:word" xmlns:w="http://schemas.openxmlformats.org/wordprocessingml/2006/main" xmlns:w14="http://schemas.microsoft.com/office/word/2010/wordml" xmlns:w15="http://schemas.microsoft.com/office/word/2012/wordml" xmlns:w16cex="http://schemas.microsoft.com/office/word/2018/wordml/cex" xmlns:w16cid="http://schemas.microsoft.com/office/word/2016/wordml/cid" xmlns:w16="http://schemas.microsoft.com/office/word/2018/wordml" xmlns:w16du="http://schemas.microsoft.com/office/word/2023/wordml/word16du" xmlns:w16sdtdh="http://schemas.microsoft.com/office/word/2020/wordml/sdtdatahash" xmlns:w16sdtfl="http://schemas.microsoft.com/office/word/2024/wordml/sdtformatlock" xmlns:w16se="http://schemas.microsoft.com/office/word/2015/wordml/symex" xmlns:wpg="http://schemas.microsoft.com/office/word/2010/wordprocessingGroup" xmlns:wpi="http://schemas.microsoft.com/office/word/2010/wordprocessingInk" xmlns:wne="http://schemas.microsoft.com/office/word/2006/wordml" xmlns:wps="http://schemas.microsoft.com/office/word/2010/wordprocessingShape" mc:Ignorable="w14 w15 w16se w16cid w16 w16cex w16sdtdh w16sdtfl w16du wp14">
+  <w:abstractNum w:abstractNumId="0" w15:restartNumberingAfterBreak="0">
+    <w:nsid w:val="1F2A497D"/>
+    <w:multiLevelType w:val="multilevel"/>
+    <w:tmpl w:val="EF80BB36"/>
     <w:lvl w:ilvl="0">
       <w:start w:val="1"/>
       <w:numFmt w:val="bullet"/>
@@ -999,7 +732,10 @@
       </w:rPr>
     </w:lvl>
   </w:abstractNum>
-  <w:abstractNum w:abstractNumId="2">
+  <w:abstractNum w:abstractNumId="1" w15:restartNumberingAfterBreak="0">
+    <w:nsid w:val="5E7D3C94"/>
+    <w:multiLevelType w:val="multilevel"/>
+    <w:tmpl w:val="6CDA6922"/>
     <w:lvl w:ilvl="0">
       <w:start w:val="1"/>
       <w:numFmt w:val="bullet"/>
@@ -1109,7 +845,10 @@
       </w:rPr>
     </w:lvl>
   </w:abstractNum>
-  <w:abstractNum w:abstractNumId="3">
+  <w:abstractNum w:abstractNumId="2" w15:restartNumberingAfterBreak="0">
+    <w:nsid w:val="63BB5555"/>
+    <w:multiLevelType w:val="multilevel"/>
+    <w:tmpl w:val="F140D64A"/>
     <w:lvl w:ilvl="0">
       <w:start w:val="1"/>
       <w:numFmt w:val="bullet"/>
@@ -1219,7 +958,10 @@
       </w:rPr>
     </w:lvl>
   </w:abstractNum>
-  <w:abstractNum w:abstractNumId="4">
+  <w:abstractNum w:abstractNumId="3" w15:restartNumberingAfterBreak="0">
+    <w:nsid w:val="7CA9452C"/>
+    <w:multiLevelType w:val="multilevel"/>
+    <w:tmpl w:val="D88E5BC4"/>
     <w:lvl w:ilvl="0">
       <w:start w:val="1"/>
       <w:numFmt w:val="bullet"/>
@@ -1329,30 +1071,30 @@
       </w:rPr>
     </w:lvl>
   </w:abstractNum>
-  <w:num w:numId="1">
+  <w:num w:numId="1" w16cid:durableId="1363558599">
+    <w:abstractNumId w:val="3"/>
+  </w:num>
+  <w:num w:numId="2" w16cid:durableId="988939022">
+    <w:abstractNumId w:val="0"/>
+  </w:num>
+  <w:num w:numId="3" w16cid:durableId="543979457">
     <w:abstractNumId w:val="1"/>
   </w:num>
-  <w:num w:numId="2">
+  <w:num w:numId="4" w16cid:durableId="152264185">
     <w:abstractNumId w:val="2"/>
-  </w:num>
-  <w:num w:numId="3">
-    <w:abstractNumId w:val="3"/>
-  </w:num>
-  <w:num w:numId="4">
-    <w:abstractNumId w:val="4"/>
   </w:num>
 </w:numbering>
 </file>
 
 <file path=word/styles.xml><?xml version="1.0" encoding="utf-8"?>
-<w:styles xmlns:mc="http://schemas.openxmlformats.org/markup-compatibility/2006" xmlns:o="urn:schemas-microsoft-com:office:office" xmlns:r="http://schemas.openxmlformats.org/officeDocument/2006/relationships" xmlns:m="http://schemas.openxmlformats.org/officeDocument/2006/math" xmlns:v="urn:schemas-microsoft-com:vml" xmlns:wp="http://schemas.openxmlformats.org/drawingml/2006/wordprocessingDrawing" xmlns:w10="urn:schemas-microsoft-com:office:word" xmlns:w="http://schemas.openxmlformats.org/wordprocessingml/2006/main" xmlns:wne="http://schemas.microsoft.com/office/word/2006/wordml" xmlns:sl="http://schemas.openxmlformats.org/schemaLibrary/2006/main" xmlns:a="http://schemas.openxmlformats.org/drawingml/2006/main" xmlns:pic="http://schemas.openxmlformats.org/drawingml/2006/picture" xmlns:c="http://schemas.openxmlformats.org/drawingml/2006/chart" xmlns:lc="http://schemas.openxmlformats.org/drawingml/2006/lockedCanvas" xmlns:dgm="http://schemas.openxmlformats.org/drawingml/2006/diagram" xmlns:wps="http://schemas.microsoft.com/office/word/2010/wordprocessingShape" xmlns:wpg="http://schemas.microsoft.com/office/word/2010/wordprocessingGroup" xmlns:w14="http://schemas.microsoft.com/office/word/2010/wordml" xmlns:w15="http://schemas.microsoft.com/office/word/2012/wordml" xmlns:w16="http://schemas.microsoft.com/office/word/2018/wordml" xmlns:w16cex="http://schemas.microsoft.com/office/word/2018/wordml/cex" xmlns:w16cid="http://schemas.microsoft.com/office/word/2016/wordml/cid" xmlns="http://schemas.microsoft.com/office/tasks/2019/documenttasks" xmlns:cr="http://schemas.microsoft.com/office/comments/2020/reactions">
+<w:styles xmlns:mc="http://schemas.openxmlformats.org/markup-compatibility/2006" xmlns:r="http://schemas.openxmlformats.org/officeDocument/2006/relationships" xmlns:w="http://schemas.openxmlformats.org/wordprocessingml/2006/main" xmlns:w14="http://schemas.microsoft.com/office/word/2010/wordml" xmlns:w15="http://schemas.microsoft.com/office/word/2012/wordml" xmlns:w16cex="http://schemas.microsoft.com/office/word/2018/wordml/cex" xmlns:w16cid="http://schemas.microsoft.com/office/word/2016/wordml/cid" xmlns:w16="http://schemas.microsoft.com/office/word/2018/wordml" xmlns:w16du="http://schemas.microsoft.com/office/word/2023/wordml/word16du" xmlns:w16sdtdh="http://schemas.microsoft.com/office/word/2020/wordml/sdtdatahash" xmlns:w16sdtfl="http://schemas.microsoft.com/office/word/2024/wordml/sdtformatlock" xmlns:w16se="http://schemas.microsoft.com/office/word/2015/wordml/symex" mc:Ignorable="w14 w15 w16se w16cid w16 w16cex w16sdtdh w16sdtfl w16du">
   <w:docDefaults>
     <w:rPrDefault>
       <w:rPr>
-        <w:rFonts w:ascii="Arial" w:cs="Arial" w:eastAsia="Arial" w:hAnsi="Arial"/>
+        <w:rFonts w:ascii="Arial" w:eastAsia="Arial" w:hAnsi="Arial" w:cs="Arial"/>
         <w:sz w:val="22"/>
         <w:szCs w:val="22"/>
-        <w:lang w:val="en"/>
+        <w:lang w:val="en" w:eastAsia="en-US" w:bidi="ar-SA"/>
       </w:rPr>
     </w:rPrDefault>
     <w:pPrDefault>
@@ -1361,29 +1103,399 @@
       </w:pPr>
     </w:pPrDefault>
   </w:docDefaults>
-  <w:style w:type="table" w:styleId="TableNormal" w:default="1">
-    <w:name w:val="TableNormal"/>
-    <w:tblPr>
-      <w:tblCellMar>
-        <w:top w:w="100.0" w:type="dxa"/>
-        <w:left w:w="100.0" w:type="dxa"/>
-        <w:bottom w:w="100.0" w:type="dxa"/>
-        <w:right w:w="100.0" w:type="dxa"/>
-      </w:tblCellMar>
-    </w:tblPr>
-  </w:style>
-  <w:style w:type="paragraph" w:styleId="Normal" w:default="1">
-    <w:name w:val="normal"/>
+  <w:latentStyles w:defLockedState="0" w:defUIPriority="99" w:defSemiHidden="0" w:defUnhideWhenUsed="0" w:defQFormat="0" w:count="376">
+    <w:lsdException w:name="Normal" w:uiPriority="0" w:qFormat="1"/>
+    <w:lsdException w:name="heading 1" w:uiPriority="9" w:qFormat="1"/>
+    <w:lsdException w:name="heading 2" w:semiHidden="1" w:uiPriority="9" w:unhideWhenUsed="1" w:qFormat="1"/>
+    <w:lsdException w:name="heading 3" w:semiHidden="1" w:uiPriority="9" w:unhideWhenUsed="1" w:qFormat="1"/>
+    <w:lsdException w:name="heading 4" w:semiHidden="1" w:uiPriority="9" w:unhideWhenUsed="1" w:qFormat="1"/>
+    <w:lsdException w:name="heading 5" w:semiHidden="1" w:uiPriority="9" w:unhideWhenUsed="1" w:qFormat="1"/>
+    <w:lsdException w:name="heading 6" w:semiHidden="1" w:uiPriority="9" w:unhideWhenUsed="1" w:qFormat="1"/>
+    <w:lsdException w:name="heading 7" w:semiHidden="1" w:uiPriority="9" w:unhideWhenUsed="1" w:qFormat="1"/>
+    <w:lsdException w:name="heading 8" w:semiHidden="1" w:uiPriority="9" w:unhideWhenUsed="1" w:qFormat="1"/>
+    <w:lsdException w:name="heading 9" w:semiHidden="1" w:uiPriority="9" w:unhideWhenUsed="1" w:qFormat="1"/>
+    <w:lsdException w:name="index 1" w:semiHidden="1" w:unhideWhenUsed="1"/>
+    <w:lsdException w:name="index 2" w:semiHidden="1" w:unhideWhenUsed="1"/>
+    <w:lsdException w:name="index 3" w:semiHidden="1" w:unhideWhenUsed="1"/>
+    <w:lsdException w:name="index 4" w:semiHidden="1" w:unhideWhenUsed="1"/>
+    <w:lsdException w:name="index 5" w:semiHidden="1" w:unhideWhenUsed="1"/>
+    <w:lsdException w:name="index 6" w:semiHidden="1" w:unhideWhenUsed="1"/>
+    <w:lsdException w:name="index 7" w:semiHidden="1" w:unhideWhenUsed="1"/>
+    <w:lsdException w:name="index 8" w:semiHidden="1" w:unhideWhenUsed="1"/>
+    <w:lsdException w:name="index 9" w:semiHidden="1" w:unhideWhenUsed="1"/>
+    <w:lsdException w:name="toc 1" w:semiHidden="1" w:uiPriority="39" w:unhideWhenUsed="1"/>
+    <w:lsdException w:name="toc 2" w:semiHidden="1" w:uiPriority="39" w:unhideWhenUsed="1"/>
+    <w:lsdException w:name="toc 3" w:semiHidden="1" w:uiPriority="39" w:unhideWhenUsed="1"/>
+    <w:lsdException w:name="toc 4" w:semiHidden="1" w:uiPriority="39" w:unhideWhenUsed="1"/>
+    <w:lsdException w:name="toc 5" w:semiHidden="1" w:uiPriority="39" w:unhideWhenUsed="1"/>
+    <w:lsdException w:name="toc 6" w:semiHidden="1" w:uiPriority="39" w:unhideWhenUsed="1"/>
+    <w:lsdException w:name="toc 7" w:semiHidden="1" w:uiPriority="39" w:unhideWhenUsed="1"/>
+    <w:lsdException w:name="toc 8" w:semiHidden="1" w:uiPriority="39" w:unhideWhenUsed="1"/>
+    <w:lsdException w:name="toc 9" w:semiHidden="1" w:uiPriority="39" w:unhideWhenUsed="1"/>
+    <w:lsdException w:name="Normal Indent" w:semiHidden="1" w:unhideWhenUsed="1"/>
+    <w:lsdException w:name="footnote text" w:semiHidden="1" w:unhideWhenUsed="1"/>
+    <w:lsdException w:name="annotation text" w:semiHidden="1" w:unhideWhenUsed="1"/>
+    <w:lsdException w:name="header" w:semiHidden="1" w:unhideWhenUsed="1"/>
+    <w:lsdException w:name="footer" w:semiHidden="1" w:unhideWhenUsed="1"/>
+    <w:lsdException w:name="index heading" w:semiHidden="1" w:unhideWhenUsed="1"/>
+    <w:lsdException w:name="caption" w:semiHidden="1" w:uiPriority="35" w:unhideWhenUsed="1" w:qFormat="1"/>
+    <w:lsdException w:name="table of figures" w:semiHidden="1" w:unhideWhenUsed="1"/>
+    <w:lsdException w:name="envelope address" w:semiHidden="1" w:unhideWhenUsed="1"/>
+    <w:lsdException w:name="envelope return" w:semiHidden="1" w:unhideWhenUsed="1"/>
+    <w:lsdException w:name="footnote reference" w:semiHidden="1" w:unhideWhenUsed="1"/>
+    <w:lsdException w:name="annotation reference" w:semiHidden="1" w:unhideWhenUsed="1"/>
+    <w:lsdException w:name="line number" w:semiHidden="1" w:unhideWhenUsed="1"/>
+    <w:lsdException w:name="page number" w:semiHidden="1" w:unhideWhenUsed="1"/>
+    <w:lsdException w:name="endnote reference" w:semiHidden="1" w:unhideWhenUsed="1"/>
+    <w:lsdException w:name="endnote text" w:semiHidden="1" w:unhideWhenUsed="1"/>
+    <w:lsdException w:name="table of authorities" w:semiHidden="1" w:unhideWhenUsed="1"/>
+    <w:lsdException w:name="macro" w:semiHidden="1" w:unhideWhenUsed="1"/>
+    <w:lsdException w:name="toa heading" w:semiHidden="1" w:unhideWhenUsed="1"/>
+    <w:lsdException w:name="List" w:semiHidden="1" w:unhideWhenUsed="1"/>
+    <w:lsdException w:name="List Bullet" w:semiHidden="1" w:unhideWhenUsed="1"/>
+    <w:lsdException w:name="List Number" w:semiHidden="1" w:unhideWhenUsed="1"/>
+    <w:lsdException w:name="List 2" w:semiHidden="1" w:unhideWhenUsed="1"/>
+    <w:lsdException w:name="List 3" w:semiHidden="1" w:unhideWhenUsed="1"/>
+    <w:lsdException w:name="List 4" w:semiHidden="1" w:unhideWhenUsed="1"/>
+    <w:lsdException w:name="List 5" w:semiHidden="1" w:unhideWhenUsed="1"/>
+    <w:lsdException w:name="List Bullet 2" w:semiHidden="1" w:unhideWhenUsed="1"/>
+    <w:lsdException w:name="List Bullet 3" w:semiHidden="1" w:unhideWhenUsed="1"/>
+    <w:lsdException w:name="List Bullet 4" w:semiHidden="1" w:unhideWhenUsed="1"/>
+    <w:lsdException w:name="List Bullet 5" w:semiHidden="1" w:unhideWhenUsed="1"/>
+    <w:lsdException w:name="List Number 2" w:semiHidden="1" w:unhideWhenUsed="1"/>
+    <w:lsdException w:name="List Number 3" w:semiHidden="1" w:unhideWhenUsed="1"/>
+    <w:lsdException w:name="List Number 4" w:semiHidden="1" w:unhideWhenUsed="1"/>
+    <w:lsdException w:name="List Number 5" w:semiHidden="1" w:unhideWhenUsed="1"/>
+    <w:lsdException w:name="Title" w:uiPriority="10" w:qFormat="1"/>
+    <w:lsdException w:name="Closing" w:semiHidden="1" w:unhideWhenUsed="1"/>
+    <w:lsdException w:name="Signature" w:semiHidden="1" w:unhideWhenUsed="1"/>
+    <w:lsdException w:name="Default Paragraph Font" w:semiHidden="1" w:uiPriority="1" w:unhideWhenUsed="1"/>
+    <w:lsdException w:name="Body Text" w:semiHidden="1" w:unhideWhenUsed="1"/>
+    <w:lsdException w:name="Body Text Indent" w:semiHidden="1" w:unhideWhenUsed="1"/>
+    <w:lsdException w:name="List Continue" w:semiHidden="1" w:unhideWhenUsed="1"/>
+    <w:lsdException w:name="List Continue 2" w:semiHidden="1" w:unhideWhenUsed="1"/>
+    <w:lsdException w:name="List Continue 3" w:semiHidden="1" w:unhideWhenUsed="1"/>
+    <w:lsdException w:name="List Continue 4" w:semiHidden="1" w:unhideWhenUsed="1"/>
+    <w:lsdException w:name="List Continue 5" w:semiHidden="1" w:unhideWhenUsed="1"/>
+    <w:lsdException w:name="Message Header" w:semiHidden="1" w:unhideWhenUsed="1"/>
+    <w:lsdException w:name="Subtitle" w:uiPriority="11" w:qFormat="1"/>
+    <w:lsdException w:name="Salutation" w:semiHidden="1" w:unhideWhenUsed="1"/>
+    <w:lsdException w:name="Date" w:semiHidden="1" w:unhideWhenUsed="1"/>
+    <w:lsdException w:name="Body Text First Indent" w:semiHidden="1" w:unhideWhenUsed="1"/>
+    <w:lsdException w:name="Body Text First Indent 2" w:semiHidden="1" w:unhideWhenUsed="1"/>
+    <w:lsdException w:name="Note Heading" w:semiHidden="1" w:unhideWhenUsed="1"/>
+    <w:lsdException w:name="Body Text 2" w:semiHidden="1" w:unhideWhenUsed="1"/>
+    <w:lsdException w:name="Body Text 3" w:semiHidden="1" w:unhideWhenUsed="1"/>
+    <w:lsdException w:name="Body Text Indent 2" w:semiHidden="1" w:unhideWhenUsed="1"/>
+    <w:lsdException w:name="Body Text Indent 3" w:semiHidden="1" w:unhideWhenUsed="1"/>
+    <w:lsdException w:name="Block Text" w:semiHidden="1" w:unhideWhenUsed="1"/>
+    <w:lsdException w:name="Hyperlink" w:semiHidden="1" w:unhideWhenUsed="1"/>
+    <w:lsdException w:name="FollowedHyperlink" w:semiHidden="1" w:unhideWhenUsed="1"/>
+    <w:lsdException w:name="Strong" w:uiPriority="22" w:qFormat="1"/>
+    <w:lsdException w:name="Emphasis" w:uiPriority="20" w:qFormat="1"/>
+    <w:lsdException w:name="Document Map" w:semiHidden="1" w:unhideWhenUsed="1"/>
+    <w:lsdException w:name="Plain Text" w:semiHidden="1" w:unhideWhenUsed="1"/>
+    <w:lsdException w:name="E-mail Signature" w:semiHidden="1" w:unhideWhenUsed="1"/>
+    <w:lsdException w:name="HTML Top of Form" w:semiHidden="1" w:unhideWhenUsed="1"/>
+    <w:lsdException w:name="HTML Bottom of Form" w:semiHidden="1" w:unhideWhenUsed="1"/>
+    <w:lsdException w:name="Normal (Web)" w:semiHidden="1" w:unhideWhenUsed="1"/>
+    <w:lsdException w:name="HTML Acronym" w:semiHidden="1" w:unhideWhenUsed="1"/>
+    <w:lsdException w:name="HTML Address" w:semiHidden="1" w:unhideWhenUsed="1"/>
+    <w:lsdException w:name="HTML Cite" w:semiHidden="1" w:unhideWhenUsed="1"/>
+    <w:lsdException w:name="HTML Code" w:semiHidden="1" w:unhideWhenUsed="1"/>
+    <w:lsdException w:name="HTML Definition" w:semiHidden="1" w:unhideWhenUsed="1"/>
+    <w:lsdException w:name="HTML Keyboard" w:semiHidden="1" w:unhideWhenUsed="1"/>
+    <w:lsdException w:name="HTML Preformatted" w:semiHidden="1" w:unhideWhenUsed="1"/>
+    <w:lsdException w:name="HTML Sample" w:semiHidden="1" w:unhideWhenUsed="1"/>
+    <w:lsdException w:name="HTML Typewriter" w:semiHidden="1" w:unhideWhenUsed="1"/>
+    <w:lsdException w:name="HTML Variable" w:semiHidden="1" w:unhideWhenUsed="1"/>
+    <w:lsdException w:name="Normal Table" w:semiHidden="1" w:unhideWhenUsed="1"/>
+    <w:lsdException w:name="annotation subject" w:semiHidden="1" w:unhideWhenUsed="1"/>
+    <w:lsdException w:name="No List" w:semiHidden="1" w:unhideWhenUsed="1"/>
+    <w:lsdException w:name="Outline List 1" w:semiHidden="1" w:unhideWhenUsed="1"/>
+    <w:lsdException w:name="Outline List 2" w:semiHidden="1" w:unhideWhenUsed="1"/>
+    <w:lsdException w:name="Outline List 3" w:semiHidden="1" w:unhideWhenUsed="1"/>
+    <w:lsdException w:name="Table Simple 1" w:semiHidden="1" w:unhideWhenUsed="1"/>
+    <w:lsdException w:name="Table Simple 2" w:semiHidden="1" w:unhideWhenUsed="1"/>
+    <w:lsdException w:name="Table Simple 3" w:semiHidden="1" w:unhideWhenUsed="1"/>
+    <w:lsdException w:name="Table Classic 1" w:semiHidden="1" w:unhideWhenUsed="1"/>
+    <w:lsdException w:name="Table Classic 2" w:semiHidden="1" w:unhideWhenUsed="1"/>
+    <w:lsdException w:name="Table Classic 3" w:semiHidden="1" w:unhideWhenUsed="1"/>
+    <w:lsdException w:name="Table Classic 4" w:semiHidden="1" w:unhideWhenUsed="1"/>
+    <w:lsdException w:name="Table Colorful 1" w:semiHidden="1" w:unhideWhenUsed="1"/>
+    <w:lsdException w:name="Table Colorful 2" w:semiHidden="1" w:unhideWhenUsed="1"/>
+    <w:lsdException w:name="Table Colorful 3" w:semiHidden="1" w:unhideWhenUsed="1"/>
+    <w:lsdException w:name="Table Columns 1" w:semiHidden="1" w:unhideWhenUsed="1"/>
+    <w:lsdException w:name="Table Columns 2" w:semiHidden="1" w:unhideWhenUsed="1"/>
+    <w:lsdException w:name="Table Columns 3" w:semiHidden="1" w:unhideWhenUsed="1"/>
+    <w:lsdException w:name="Table Columns 4" w:semiHidden="1" w:unhideWhenUsed="1"/>
+    <w:lsdException w:name="Table Columns 5" w:semiHidden="1" w:unhideWhenUsed="1"/>
+    <w:lsdException w:name="Table Grid 1" w:semiHidden="1" w:unhideWhenUsed="1"/>
+    <w:lsdException w:name="Table Grid 2" w:semiHidden="1" w:unhideWhenUsed="1"/>
+    <w:lsdException w:name="Table Grid 3" w:semiHidden="1" w:unhideWhenUsed="1"/>
+    <w:lsdException w:name="Table Grid 4" w:semiHidden="1" w:unhideWhenUsed="1"/>
+    <w:lsdException w:name="Table Grid 5" w:semiHidden="1" w:unhideWhenUsed="1"/>
+    <w:lsdException w:name="Table Grid 6" w:semiHidden="1" w:unhideWhenUsed="1"/>
+    <w:lsdException w:name="Table Grid 7" w:semiHidden="1" w:unhideWhenUsed="1"/>
+    <w:lsdException w:name="Table Grid 8" w:semiHidden="1" w:unhideWhenUsed="1"/>
+    <w:lsdException w:name="Table List 1" w:semiHidden="1" w:unhideWhenUsed="1"/>
+    <w:lsdException w:name="Table List 2" w:semiHidden="1" w:unhideWhenUsed="1"/>
+    <w:lsdException w:name="Table List 3" w:semiHidden="1" w:unhideWhenUsed="1"/>
+    <w:lsdException w:name="Table List 4" w:semiHidden="1" w:unhideWhenUsed="1"/>
+    <w:lsdException w:name="Table List 5" w:semiHidden="1" w:unhideWhenUsed="1"/>
+    <w:lsdException w:name="Table List 6" w:semiHidden="1" w:unhideWhenUsed="1"/>
+    <w:lsdException w:name="Table List 7" w:semiHidden="1" w:unhideWhenUsed="1"/>
+    <w:lsdException w:name="Table List 8" w:semiHidden="1" w:unhideWhenUsed="1"/>
+    <w:lsdException w:name="Table 3D effects 1" w:semiHidden="1" w:unhideWhenUsed="1"/>
+    <w:lsdException w:name="Table 3D effects 2" w:semiHidden="1" w:unhideWhenUsed="1"/>
+    <w:lsdException w:name="Table 3D effects 3" w:semiHidden="1" w:unhideWhenUsed="1"/>
+    <w:lsdException w:name="Table Contemporary" w:semiHidden="1" w:unhideWhenUsed="1"/>
+    <w:lsdException w:name="Table Elegant" w:semiHidden="1" w:unhideWhenUsed="1"/>
+    <w:lsdException w:name="Table Professional" w:semiHidden="1" w:unhideWhenUsed="1"/>
+    <w:lsdException w:name="Table Subtle 1" w:semiHidden="1" w:unhideWhenUsed="1"/>
+    <w:lsdException w:name="Table Subtle 2" w:semiHidden="1" w:unhideWhenUsed="1"/>
+    <w:lsdException w:name="Table Web 1" w:semiHidden="1" w:unhideWhenUsed="1"/>
+    <w:lsdException w:name="Table Web 2" w:semiHidden="1" w:unhideWhenUsed="1"/>
+    <w:lsdException w:name="Table Web 3" w:semiHidden="1" w:unhideWhenUsed="1"/>
+    <w:lsdException w:name="Balloon Text" w:semiHidden="1" w:unhideWhenUsed="1"/>
+    <w:lsdException w:name="Table Grid" w:uiPriority="39"/>
+    <w:lsdException w:name="Table Theme" w:semiHidden="1" w:unhideWhenUsed="1"/>
+    <w:lsdException w:name="Placeholder Text" w:semiHidden="1"/>
+    <w:lsdException w:name="No Spacing" w:uiPriority="1" w:qFormat="1"/>
+    <w:lsdException w:name="Light Shading" w:uiPriority="60"/>
+    <w:lsdException w:name="Light List" w:uiPriority="61"/>
+    <w:lsdException w:name="Light Grid" w:uiPriority="62"/>
+    <w:lsdException w:name="Medium Shading 1" w:uiPriority="63"/>
+    <w:lsdException w:name="Medium Shading 2" w:uiPriority="64"/>
+    <w:lsdException w:name="Medium List 1" w:uiPriority="65"/>
+    <w:lsdException w:name="Medium List 2" w:uiPriority="66"/>
+    <w:lsdException w:name="Medium Grid 1" w:uiPriority="67"/>
+    <w:lsdException w:name="Medium Grid 2" w:uiPriority="68"/>
+    <w:lsdException w:name="Medium Grid 3" w:uiPriority="69"/>
+    <w:lsdException w:name="Dark List" w:uiPriority="70"/>
+    <w:lsdException w:name="Colorful Shading" w:uiPriority="71"/>
+    <w:lsdException w:name="Colorful List" w:uiPriority="72"/>
+    <w:lsdException w:name="Colorful Grid" w:uiPriority="73"/>
+    <w:lsdException w:name="Light Shading Accent 1" w:uiPriority="60"/>
+    <w:lsdException w:name="Light List Accent 1" w:uiPriority="61"/>
+    <w:lsdException w:name="Light Grid Accent 1" w:uiPriority="62"/>
+    <w:lsdException w:name="Medium Shading 1 Accent 1" w:uiPriority="63"/>
+    <w:lsdException w:name="Medium Shading 2 Accent 1" w:uiPriority="64"/>
+    <w:lsdException w:name="Medium List 1 Accent 1" w:uiPriority="65"/>
+    <w:lsdException w:name="Revision" w:semiHidden="1"/>
+    <w:lsdException w:name="List Paragraph" w:uiPriority="34" w:qFormat="1"/>
+    <w:lsdException w:name="Quote" w:uiPriority="29" w:qFormat="1"/>
+    <w:lsdException w:name="Intense Quote" w:uiPriority="30" w:qFormat="1"/>
+    <w:lsdException w:name="Medium List 2 Accent 1" w:uiPriority="66"/>
+    <w:lsdException w:name="Medium Grid 1 Accent 1" w:uiPriority="67"/>
+    <w:lsdException w:name="Medium Grid 2 Accent 1" w:uiPriority="68"/>
+    <w:lsdException w:name="Medium Grid 3 Accent 1" w:uiPriority="69"/>
+    <w:lsdException w:name="Dark List Accent 1" w:uiPriority="70"/>
+    <w:lsdException w:name="Colorful Shading Accent 1" w:uiPriority="71"/>
+    <w:lsdException w:name="Colorful List Accent 1" w:uiPriority="72"/>
+    <w:lsdException w:name="Colorful Grid Accent 1" w:uiPriority="73"/>
+    <w:lsdException w:name="Light Shading Accent 2" w:uiPriority="60"/>
+    <w:lsdException w:name="Light List Accent 2" w:uiPriority="61"/>
+    <w:lsdException w:name="Light Grid Accent 2" w:uiPriority="62"/>
+    <w:lsdException w:name="Medium Shading 1 Accent 2" w:uiPriority="63"/>
+    <w:lsdException w:name="Medium Shading 2 Accent 2" w:uiPriority="64"/>
+    <w:lsdException w:name="Medium List 1 Accent 2" w:uiPriority="65"/>
+    <w:lsdException w:name="Medium List 2 Accent 2" w:uiPriority="66"/>
+    <w:lsdException w:name="Medium Grid 1 Accent 2" w:uiPriority="67"/>
+    <w:lsdException w:name="Medium Grid 2 Accent 2" w:uiPriority="68"/>
+    <w:lsdException w:name="Medium Grid 3 Accent 2" w:uiPriority="69"/>
+    <w:lsdException w:name="Dark List Accent 2" w:uiPriority="70"/>
+    <w:lsdException w:name="Colorful Shading Accent 2" w:uiPriority="71"/>
+    <w:lsdException w:name="Colorful List Accent 2" w:uiPriority="72"/>
+    <w:lsdException w:name="Colorful Grid Accent 2" w:uiPriority="73"/>
+    <w:lsdException w:name="Light Shading Accent 3" w:uiPriority="60"/>
+    <w:lsdException w:name="Light List Accent 3" w:uiPriority="61"/>
+    <w:lsdException w:name="Light Grid Accent 3" w:uiPriority="62"/>
+    <w:lsdException w:name="Medium Shading 1 Accent 3" w:uiPriority="63"/>
+    <w:lsdException w:name="Medium Shading 2 Accent 3" w:uiPriority="64"/>
+    <w:lsdException w:name="Medium List 1 Accent 3" w:uiPriority="65"/>
+    <w:lsdException w:name="Medium List 2 Accent 3" w:uiPriority="66"/>
+    <w:lsdException w:name="Medium Grid 1 Accent 3" w:uiPriority="67"/>
+    <w:lsdException w:name="Medium Grid 2 Accent 3" w:uiPriority="68"/>
+    <w:lsdException w:name="Medium Grid 3 Accent 3" w:uiPriority="69"/>
+    <w:lsdException w:name="Dark List Accent 3" w:uiPriority="70"/>
+    <w:lsdException w:name="Colorful Shading Accent 3" w:uiPriority="71"/>
+    <w:lsdException w:name="Colorful List Accent 3" w:uiPriority="72"/>
+    <w:lsdException w:name="Colorful Grid Accent 3" w:uiPriority="73"/>
+    <w:lsdException w:name="Light Shading Accent 4" w:uiPriority="60"/>
+    <w:lsdException w:name="Light List Accent 4" w:uiPriority="61"/>
+    <w:lsdException w:name="Light Grid Accent 4" w:uiPriority="62"/>
+    <w:lsdException w:name="Medium Shading 1 Accent 4" w:uiPriority="63"/>
+    <w:lsdException w:name="Medium Shading 2 Accent 4" w:uiPriority="64"/>
+    <w:lsdException w:name="Medium List 1 Accent 4" w:uiPriority="65"/>
+    <w:lsdException w:name="Medium List 2 Accent 4" w:uiPriority="66"/>
+    <w:lsdException w:name="Medium Grid 1 Accent 4" w:uiPriority="67"/>
+    <w:lsdException w:name="Medium Grid 2 Accent 4" w:uiPriority="68"/>
+    <w:lsdException w:name="Medium Grid 3 Accent 4" w:uiPriority="69"/>
+    <w:lsdException w:name="Dark List Accent 4" w:uiPriority="70"/>
+    <w:lsdException w:name="Colorful Shading Accent 4" w:uiPriority="71"/>
+    <w:lsdException w:name="Colorful List Accent 4" w:uiPriority="72"/>
+    <w:lsdException w:name="Colorful Grid Accent 4" w:uiPriority="73"/>
+    <w:lsdException w:name="Light Shading Accent 5" w:uiPriority="60"/>
+    <w:lsdException w:name="Light List Accent 5" w:uiPriority="61"/>
+    <w:lsdException w:name="Light Grid Accent 5" w:uiPriority="62"/>
+    <w:lsdException w:name="Medium Shading 1 Accent 5" w:uiPriority="63"/>
+    <w:lsdException w:name="Medium Shading 2 Accent 5" w:uiPriority="64"/>
+    <w:lsdException w:name="Medium List 1 Accent 5" w:uiPriority="65"/>
+    <w:lsdException w:name="Medium List 2 Accent 5" w:uiPriority="66"/>
+    <w:lsdException w:name="Medium Grid 1 Accent 5" w:uiPriority="67"/>
+    <w:lsdException w:name="Medium Grid 2 Accent 5" w:uiPriority="68"/>
+    <w:lsdException w:name="Medium Grid 3 Accent 5" w:uiPriority="69"/>
+    <w:lsdException w:name="Dark List Accent 5" w:uiPriority="70"/>
+    <w:lsdException w:name="Colorful Shading Accent 5" w:uiPriority="71"/>
+    <w:lsdException w:name="Colorful List Accent 5" w:uiPriority="72"/>
+    <w:lsdException w:name="Colorful Grid Accent 5" w:uiPriority="73"/>
+    <w:lsdException w:name="Light Shading Accent 6" w:uiPriority="60"/>
+    <w:lsdException w:name="Light List Accent 6" w:uiPriority="61"/>
+    <w:lsdException w:name="Light Grid Accent 6" w:uiPriority="62"/>
+    <w:lsdException w:name="Medium Shading 1 Accent 6" w:uiPriority="63"/>
+    <w:lsdException w:name="Medium Shading 2 Accent 6" w:uiPriority="64"/>
+    <w:lsdException w:name="Medium List 1 Accent 6" w:uiPriority="65"/>
+    <w:lsdException w:name="Medium List 2 Accent 6" w:uiPriority="66"/>
+    <w:lsdException w:name="Medium Grid 1 Accent 6" w:uiPriority="67"/>
+    <w:lsdException w:name="Medium Grid 2 Accent 6" w:uiPriority="68"/>
+    <w:lsdException w:name="Medium Grid 3 Accent 6" w:uiPriority="69"/>
+    <w:lsdException w:name="Dark List Accent 6" w:uiPriority="70"/>
+    <w:lsdException w:name="Colorful Shading Accent 6" w:uiPriority="71"/>
+    <w:lsdException w:name="Colorful List Accent 6" w:uiPriority="72"/>
+    <w:lsdException w:name="Colorful Grid Accent 6" w:uiPriority="73"/>
+    <w:lsdException w:name="Subtle Emphasis" w:uiPriority="19" w:qFormat="1"/>
+    <w:lsdException w:name="Intense Emphasis" w:uiPriority="21" w:qFormat="1"/>
+    <w:lsdException w:name="Subtle Reference" w:uiPriority="31" w:qFormat="1"/>
+    <w:lsdException w:name="Intense Reference" w:uiPriority="32" w:qFormat="1"/>
+    <w:lsdException w:name="Book Title" w:uiPriority="33" w:qFormat="1"/>
+    <w:lsdException w:name="Bibliography" w:semiHidden="1" w:uiPriority="37" w:unhideWhenUsed="1"/>
+    <w:lsdException w:name="TOC Heading" w:semiHidden="1" w:uiPriority="39" w:unhideWhenUsed="1" w:qFormat="1"/>
+    <w:lsdException w:name="Plain Table 1" w:uiPriority="41"/>
+    <w:lsdException w:name="Plain Table 2" w:uiPriority="42"/>
+    <w:lsdException w:name="Plain Table 3" w:uiPriority="43"/>
+    <w:lsdException w:name="Plain Table 4" w:uiPriority="44"/>
+    <w:lsdException w:name="Plain Table 5" w:uiPriority="45"/>
+    <w:lsdException w:name="Grid Table Light" w:uiPriority="40"/>
+    <w:lsdException w:name="Grid Table 1 Light" w:uiPriority="46"/>
+    <w:lsdException w:name="Grid Table 2" w:uiPriority="47"/>
+    <w:lsdException w:name="Grid Table 3" w:uiPriority="48"/>
+    <w:lsdException w:name="Grid Table 4" w:uiPriority="49"/>
+    <w:lsdException w:name="Grid Table 5 Dark" w:uiPriority="50"/>
+    <w:lsdException w:name="Grid Table 6 Colorful" w:uiPriority="51"/>
+    <w:lsdException w:name="Grid Table 7 Colorful" w:uiPriority="52"/>
+    <w:lsdException w:name="Grid Table 1 Light Accent 1" w:uiPriority="46"/>
+    <w:lsdException w:name="Grid Table 2 Accent 1" w:uiPriority="47"/>
+    <w:lsdException w:name="Grid Table 3 Accent 1" w:uiPriority="48"/>
+    <w:lsdException w:name="Grid Table 4 Accent 1" w:uiPriority="49"/>
+    <w:lsdException w:name="Grid Table 5 Dark Accent 1" w:uiPriority="50"/>
+    <w:lsdException w:name="Grid Table 6 Colorful Accent 1" w:uiPriority="51"/>
+    <w:lsdException w:name="Grid Table 7 Colorful Accent 1" w:uiPriority="52"/>
+    <w:lsdException w:name="Grid Table 1 Light Accent 2" w:uiPriority="46"/>
+    <w:lsdException w:name="Grid Table 2 Accent 2" w:uiPriority="47"/>
+    <w:lsdException w:name="Grid Table 3 Accent 2" w:uiPriority="48"/>
+    <w:lsdException w:name="Grid Table 4 Accent 2" w:uiPriority="49"/>
+    <w:lsdException w:name="Grid Table 5 Dark Accent 2" w:uiPriority="50"/>
+    <w:lsdException w:name="Grid Table 6 Colorful Accent 2" w:uiPriority="51"/>
+    <w:lsdException w:name="Grid Table 7 Colorful Accent 2" w:uiPriority="52"/>
+    <w:lsdException w:name="Grid Table 1 Light Accent 3" w:uiPriority="46"/>
+    <w:lsdException w:name="Grid Table 2 Accent 3" w:uiPriority="47"/>
+    <w:lsdException w:name="Grid Table 3 Accent 3" w:uiPriority="48"/>
+    <w:lsdException w:name="Grid Table 4 Accent 3" w:uiPriority="49"/>
+    <w:lsdException w:name="Grid Table 5 Dark Accent 3" w:uiPriority="50"/>
+    <w:lsdException w:name="Grid Table 6 Colorful Accent 3" w:uiPriority="51"/>
+    <w:lsdException w:name="Grid Table 7 Colorful Accent 3" w:uiPriority="52"/>
+    <w:lsdException w:name="Grid Table 1 Light Accent 4" w:uiPriority="46"/>
+    <w:lsdException w:name="Grid Table 2 Accent 4" w:uiPriority="47"/>
+    <w:lsdException w:name="Grid Table 3 Accent 4" w:uiPriority="48"/>
+    <w:lsdException w:name="Grid Table 4 Accent 4" w:uiPriority="49"/>
+    <w:lsdException w:name="Grid Table 5 Dark Accent 4" w:uiPriority="50"/>
+    <w:lsdException w:name="Grid Table 6 Colorful Accent 4" w:uiPriority="51"/>
+    <w:lsdException w:name="Grid Table 7 Colorful Accent 4" w:uiPriority="52"/>
+    <w:lsdException w:name="Grid Table 1 Light Accent 5" w:uiPriority="46"/>
+    <w:lsdException w:name="Grid Table 2 Accent 5" w:uiPriority="47"/>
+    <w:lsdException w:name="Grid Table 3 Accent 5" w:uiPriority="48"/>
+    <w:lsdException w:name="Grid Table 4 Accent 5" w:uiPriority="49"/>
+    <w:lsdException w:name="Grid Table 5 Dark Accent 5" w:uiPriority="50"/>
+    <w:lsdException w:name="Grid Table 6 Colorful Accent 5" w:uiPriority="51"/>
+    <w:lsdException w:name="Grid Table 7 Colorful Accent 5" w:uiPriority="52"/>
+    <w:lsdException w:name="Grid Table 1 Light Accent 6" w:uiPriority="46"/>
+    <w:lsdException w:name="Grid Table 2 Accent 6" w:uiPriority="47"/>
+    <w:lsdException w:name="Grid Table 3 Accent 6" w:uiPriority="48"/>
+    <w:lsdException w:name="Grid Table 4 Accent 6" w:uiPriority="49"/>
+    <w:lsdException w:name="Grid Table 5 Dark Accent 6" w:uiPriority="50"/>
+    <w:lsdException w:name="Grid Table 6 Colorful Accent 6" w:uiPriority="51"/>
+    <w:lsdException w:name="Grid Table 7 Colorful Accent 6" w:uiPriority="52"/>
+    <w:lsdException w:name="List Table 1 Light" w:uiPriority="46"/>
+    <w:lsdException w:name="List Table 2" w:uiPriority="47"/>
+    <w:lsdException w:name="List Table 3" w:uiPriority="48"/>
+    <w:lsdException w:name="List Table 4" w:uiPriority="49"/>
+    <w:lsdException w:name="List Table 5 Dark" w:uiPriority="50"/>
+    <w:lsdException w:name="List Table 6 Colorful" w:uiPriority="51"/>
+    <w:lsdException w:name="List Table 7 Colorful" w:uiPriority="52"/>
+    <w:lsdException w:name="List Table 1 Light Accent 1" w:uiPriority="46"/>
+    <w:lsdException w:name="List Table 2 Accent 1" w:uiPriority="47"/>
+    <w:lsdException w:name="List Table 3 Accent 1" w:uiPriority="48"/>
+    <w:lsdException w:name="List Table 4 Accent 1" w:uiPriority="49"/>
+    <w:lsdException w:name="List Table 5 Dark Accent 1" w:uiPriority="50"/>
+    <w:lsdException w:name="List Table 6 Colorful Accent 1" w:uiPriority="51"/>
+    <w:lsdException w:name="List Table 7 Colorful Accent 1" w:uiPriority="52"/>
+    <w:lsdException w:name="List Table 1 Light Accent 2" w:uiPriority="46"/>
+    <w:lsdException w:name="List Table 2 Accent 2" w:uiPriority="47"/>
+    <w:lsdException w:name="List Table 3 Accent 2" w:uiPriority="48"/>
+    <w:lsdException w:name="List Table 4 Accent 2" w:uiPriority="49"/>
+    <w:lsdException w:name="List Table 5 Dark Accent 2" w:uiPriority="50"/>
+    <w:lsdException w:name="List Table 6 Colorful Accent 2" w:uiPriority="51"/>
+    <w:lsdException w:name="List Table 7 Colorful Accent 2" w:uiPriority="52"/>
+    <w:lsdException w:name="List Table 1 Light Accent 3" w:uiPriority="46"/>
+    <w:lsdException w:name="List Table 2 Accent 3" w:uiPriority="47"/>
+    <w:lsdException w:name="List Table 3 Accent 3" w:uiPriority="48"/>
+    <w:lsdException w:name="List Table 4 Accent 3" w:uiPriority="49"/>
+    <w:lsdException w:name="List Table 5 Dark Accent 3" w:uiPriority="50"/>
+    <w:lsdException w:name="List Table 6 Colorful Accent 3" w:uiPriority="51"/>
+    <w:lsdException w:name="List Table 7 Colorful Accent 3" w:uiPriority="52"/>
+    <w:lsdException w:name="List Table 1 Light Accent 4" w:uiPriority="46"/>
+    <w:lsdException w:name="List Table 2 Accent 4" w:uiPriority="47"/>
+    <w:lsdException w:name="List Table 3 Accent 4" w:uiPriority="48"/>
+    <w:lsdException w:name="List Table 4 Accent 4" w:uiPriority="49"/>
+    <w:lsdException w:name="List Table 5 Dark Accent 4" w:uiPriority="50"/>
+    <w:lsdException w:name="List Table 6 Colorful Accent 4" w:uiPriority="51"/>
+    <w:lsdException w:name="List Table 7 Colorful Accent 4" w:uiPriority="52"/>
+    <w:lsdException w:name="List Table 1 Light Accent 5" w:uiPriority="46"/>
+    <w:lsdException w:name="List Table 2 Accent 5" w:uiPriority="47"/>
+    <w:lsdException w:name="List Table 3 Accent 5" w:uiPriority="48"/>
+    <w:lsdException w:name="List Table 4 Accent 5" w:uiPriority="49"/>
+    <w:lsdException w:name="List Table 5 Dark Accent 5" w:uiPriority="50"/>
+    <w:lsdException w:name="List Table 6 Colorful Accent 5" w:uiPriority="51"/>
+    <w:lsdException w:name="List Table 7 Colorful Accent 5" w:uiPriority="52"/>
+    <w:lsdException w:name="List Table 1 Light Accent 6" w:uiPriority="46"/>
+    <w:lsdException w:name="List Table 2 Accent 6" w:uiPriority="47"/>
+    <w:lsdException w:name="List Table 3 Accent 6" w:uiPriority="48"/>
+    <w:lsdException w:name="List Table 4 Accent 6" w:uiPriority="49"/>
+    <w:lsdException w:name="List Table 5 Dark Accent 6" w:uiPriority="50"/>
+    <w:lsdException w:name="List Table 6 Colorful Accent 6" w:uiPriority="51"/>
+    <w:lsdException w:name="List Table 7 Colorful Accent 6" w:uiPriority="52"/>
+    <w:lsdException w:name="Mention" w:semiHidden="1" w:unhideWhenUsed="1"/>
+    <w:lsdException w:name="Smart Hyperlink" w:semiHidden="1" w:unhideWhenUsed="1"/>
+    <w:lsdException w:name="Hashtag" w:semiHidden="1" w:unhideWhenUsed="1"/>
+    <w:lsdException w:name="Unresolved Mention" w:semiHidden="1" w:unhideWhenUsed="1"/>
+    <w:lsdException w:name="Smart Link" w:semiHidden="1" w:unhideWhenUsed="1"/>
+  </w:latentStyles>
+  <w:style w:type="paragraph" w:default="1" w:styleId="Normal">
+    <w:name w:val="Normal"/>
+    <w:qFormat/>
   </w:style>
   <w:style w:type="paragraph" w:styleId="Heading1">
     <w:name w:val="heading 1"/>
     <w:basedOn w:val="Normal"/>
     <w:next w:val="Normal"/>
+    <w:uiPriority w:val="9"/>
+    <w:qFormat/>
     <w:pPr>
-      <w:keepNext w:val="1"/>
-      <w:keepLines w:val="1"/>
-      <w:pageBreakBefore w:val="0"/>
-      <w:spacing w:after="120" w:before="400" w:lineRule="auto"/>
+      <w:keepNext/>
+      <w:keepLines/>
+      <w:spacing w:before="400" w:after="120"/>
+      <w:outlineLvl w:val="0"/>
     </w:pPr>
     <w:rPr>
       <w:sz w:val="40"/>
@@ -1394,15 +1506,17 @@
     <w:name w:val="heading 2"/>
     <w:basedOn w:val="Normal"/>
     <w:next w:val="Normal"/>
+    <w:uiPriority w:val="9"/>
+    <w:semiHidden/>
+    <w:unhideWhenUsed/>
+    <w:qFormat/>
     <w:pPr>
-      <w:keepNext w:val="1"/>
-      <w:keepLines w:val="1"/>
-      <w:pageBreakBefore w:val="0"/>
-      <w:spacing w:after="120" w:before="360" w:lineRule="auto"/>
+      <w:keepNext/>
+      <w:keepLines/>
+      <w:spacing w:before="360" w:after="120"/>
+      <w:outlineLvl w:val="1"/>
     </w:pPr>
     <w:rPr>
-      <w:b w:val="0"/>
-      <w:bCs w:val="0"/>
       <w:sz w:val="32"/>
       <w:szCs w:val="32"/>
     </w:rPr>
@@ -1411,15 +1525,17 @@
     <w:name w:val="heading 3"/>
     <w:basedOn w:val="Normal"/>
     <w:next w:val="Normal"/>
+    <w:uiPriority w:val="9"/>
+    <w:semiHidden/>
+    <w:unhideWhenUsed/>
+    <w:qFormat/>
     <w:pPr>
-      <w:keepNext w:val="1"/>
-      <w:keepLines w:val="1"/>
-      <w:pageBreakBefore w:val="0"/>
-      <w:spacing w:after="80" w:before="320" w:lineRule="auto"/>
+      <w:keepNext/>
+      <w:keepLines/>
+      <w:spacing w:before="320" w:after="80"/>
+      <w:outlineLvl w:val="2"/>
     </w:pPr>
     <w:rPr>
-      <w:b w:val="0"/>
-      <w:bCs w:val="0"/>
       <w:color w:val="434343"/>
       <w:sz w:val="28"/>
       <w:szCs w:val="28"/>
@@ -1429,11 +1545,15 @@
     <w:name w:val="heading 4"/>
     <w:basedOn w:val="Normal"/>
     <w:next w:val="Normal"/>
+    <w:uiPriority w:val="9"/>
+    <w:semiHidden/>
+    <w:unhideWhenUsed/>
+    <w:qFormat/>
     <w:pPr>
-      <w:keepNext w:val="1"/>
-      <w:keepLines w:val="1"/>
-      <w:pageBreakBefore w:val="0"/>
-      <w:spacing w:after="80" w:before="280" w:lineRule="auto"/>
+      <w:keepNext/>
+      <w:keepLines/>
+      <w:spacing w:before="280" w:after="80"/>
+      <w:outlineLvl w:val="3"/>
     </w:pPr>
     <w:rPr>
       <w:color w:val="666666"/>
@@ -1445,45 +1565,88 @@
     <w:name w:val="heading 5"/>
     <w:basedOn w:val="Normal"/>
     <w:next w:val="Normal"/>
+    <w:uiPriority w:val="9"/>
+    <w:semiHidden/>
+    <w:unhideWhenUsed/>
+    <w:qFormat/>
     <w:pPr>
-      <w:keepNext w:val="1"/>
-      <w:keepLines w:val="1"/>
-      <w:pageBreakBefore w:val="0"/>
-      <w:spacing w:after="80" w:before="240" w:lineRule="auto"/>
+      <w:keepNext/>
+      <w:keepLines/>
+      <w:spacing w:before="240" w:after="80"/>
+      <w:outlineLvl w:val="4"/>
     </w:pPr>
     <w:rPr>
       <w:color w:val="666666"/>
-      <w:sz w:val="22"/>
-      <w:szCs w:val="22"/>
     </w:rPr>
   </w:style>
   <w:style w:type="paragraph" w:styleId="Heading6">
     <w:name w:val="heading 6"/>
     <w:basedOn w:val="Normal"/>
     <w:next w:val="Normal"/>
+    <w:uiPriority w:val="9"/>
+    <w:semiHidden/>
+    <w:unhideWhenUsed/>
+    <w:qFormat/>
     <w:pPr>
-      <w:keepNext w:val="1"/>
-      <w:keepLines w:val="1"/>
-      <w:pageBreakBefore w:val="0"/>
-      <w:spacing w:after="80" w:before="240" w:lineRule="auto"/>
+      <w:keepNext/>
+      <w:keepLines/>
+      <w:spacing w:before="240" w:after="80"/>
+      <w:outlineLvl w:val="5"/>
     </w:pPr>
     <w:rPr>
-      <w:i w:val="1"/>
-      <w:iCs w:val="1"/>
+      <w:i/>
+      <w:iCs/>
       <w:color w:val="666666"/>
-      <w:sz w:val="22"/>
-      <w:szCs w:val="22"/>
     </w:rPr>
+  </w:style>
+  <w:style w:type="character" w:default="1" w:styleId="DefaultParagraphFont">
+    <w:name w:val="Default Paragraph Font"/>
+    <w:uiPriority w:val="1"/>
+    <w:semiHidden/>
+    <w:unhideWhenUsed/>
+  </w:style>
+  <w:style w:type="table" w:default="1" w:styleId="TableNormal">
+    <w:name w:val="Normal Table"/>
+    <w:uiPriority w:val="99"/>
+    <w:semiHidden/>
+    <w:unhideWhenUsed/>
+    <w:tblPr>
+      <w:tblInd w:w="0" w:type="dxa"/>
+      <w:tblCellMar>
+        <w:top w:w="0" w:type="dxa"/>
+        <w:left w:w="108" w:type="dxa"/>
+        <w:bottom w:w="0" w:type="dxa"/>
+        <w:right w:w="108" w:type="dxa"/>
+      </w:tblCellMar>
+    </w:tblPr>
+  </w:style>
+  <w:style w:type="numbering" w:default="1" w:styleId="NoList">
+    <w:name w:val="No List"/>
+    <w:uiPriority w:val="99"/>
+    <w:semiHidden/>
+    <w:unhideWhenUsed/>
+  </w:style>
+  <w:style w:type="table" w:customStyle="1" w:styleId="TableNormal0">
+    <w:name w:val="TableNormal"/>
+    <w:tblPr>
+      <w:tblCellMar>
+        <w:top w:w="100" w:type="dxa"/>
+        <w:left w:w="100" w:type="dxa"/>
+        <w:bottom w:w="100" w:type="dxa"/>
+        <w:right w:w="100" w:type="dxa"/>
+      </w:tblCellMar>
+    </w:tblPr>
   </w:style>
   <w:style w:type="paragraph" w:styleId="Title">
     <w:name w:val="Title"/>
     <w:basedOn w:val="Normal"/>
     <w:next w:val="Normal"/>
+    <w:uiPriority w:val="10"/>
+    <w:qFormat/>
     <w:pPr>
-      <w:keepNext w:val="1"/>
-      <w:keepLines w:val="1"/>
-      <w:pageBreakBefore w:val="0"/>
-      <w:spacing w:after="60" w:before="0" w:lineRule="auto"/>
+      <w:keepNext/>
+      <w:keepLines/>
+      <w:spacing w:after="60"/>
     </w:pPr>
     <w:rPr>
       <w:sz w:val="52"/>
@@ -1494,19 +1657,40 @@
     <w:name w:val="Subtitle"/>
     <w:basedOn w:val="Normal"/>
     <w:next w:val="Normal"/>
+    <w:uiPriority w:val="11"/>
+    <w:qFormat/>
     <w:pPr>
-      <w:keepNext w:val="1"/>
-      <w:keepLines w:val="1"/>
-      <w:pageBreakBefore w:val="0"/>
-      <w:spacing w:after="320" w:before="0" w:lineRule="auto"/>
+      <w:keepNext/>
+      <w:keepLines/>
+      <w:spacing w:after="320"/>
     </w:pPr>
     <w:rPr>
-      <w:rFonts w:ascii="Arial" w:cs="Arial" w:eastAsia="Arial" w:hAnsi="Arial"/>
-      <w:i w:val="0"/>
-      <w:iCs w:val="0"/>
       <w:color w:val="666666"/>
       <w:sz w:val="30"/>
       <w:szCs w:val="30"/>
+    </w:rPr>
+  </w:style>
+  <w:style w:type="character" w:styleId="Hyperlink">
+    <w:name w:val="Hyperlink"/>
+    <w:basedOn w:val="DefaultParagraphFont"/>
+    <w:uiPriority w:val="99"/>
+    <w:unhideWhenUsed/>
+    <w:rsid w:val="00412AA3"/>
+    <w:rPr>
+      <w:color w:val="0000FF" w:themeColor="hyperlink"/>
+      <w:u w:val="single"/>
+    </w:rPr>
+  </w:style>
+  <w:style w:type="character" w:styleId="UnresolvedMention">
+    <w:name w:val="Unresolved Mention"/>
+    <w:basedOn w:val="DefaultParagraphFont"/>
+    <w:uiPriority w:val="99"/>
+    <w:semiHidden/>
+    <w:unhideWhenUsed/>
+    <w:rsid w:val="00412AA3"/>
+    <w:rPr>
+      <w:color w:val="605E5C"/>
+      <w:shd w:val="clear" w:color="auto" w:fill="E1DFDD"/>
     </w:rPr>
   </w:style>
 </w:styles>
